--- a/modelo.docx
+++ b/modelo.docx
@@ -1,6 +1,6 @@
 
 <file path=word/document.xml><?xml version="1.0" encoding="utf-8"?>
-<w:document xmlns:wpc="http://schemas.microsoft.com/office/word/2010/wordprocessingCanvas" xmlns:cx="http://schemas.microsoft.com/office/drawing/2014/chartex" xmlns:cx1="http://schemas.microsoft.com/office/drawing/2015/9/8/chartex" xmlns:cx2="http://schemas.microsoft.com/office/drawing/2015/10/21/chartex" xmlns:cx3="http://schemas.microsoft.com/office/drawing/2016/5/9/chartex" xmlns:cx4="http://schemas.microsoft.com/office/drawing/2016/5/10/chartex" xmlns:cx5="http://schemas.microsoft.com/office/drawing/2016/5/11/chartex" xmlns:cx6="http://schemas.microsoft.com/office/drawing/2016/5/12/chartex" xmlns:cx7="http://schemas.microsoft.com/office/drawing/2016/5/13/chartex" xmlns:cx8="http://schemas.microsoft.com/office/drawing/2016/5/14/chartex" xmlns:mc="http://schemas.openxmlformats.org/markup-compatibility/2006" xmlns:aink="http://schemas.microsoft.com/office/drawing/2016/ink" xmlns:am3d="http://schemas.microsoft.com/office/drawing/2017/model3d" xmlns:o="urn:schemas-microsoft-com:office:office" xmlns:oel="http://schemas.microsoft.com/office/2019/extlst" xmlns:r="http://schemas.openxmlformats.org/officeDocument/2006/relationships" xmlns:m="http://schemas.openxmlformats.org/officeDocument/2006/math" xmlns:v="urn:schemas-microsoft-com:vml" xmlns:wp14="http://schemas.microsoft.com/office/word/2010/wordprocessingDrawing" xmlns:wp="http://schemas.openxmlformats.org/drawingml/2006/wordprocessingDrawing" xmlns:w10="urn:schemas-microsoft-com:office:word" xmlns:w="http://schemas.openxmlformats.org/wordprocessingml/2006/main" xmlns:w14="http://schemas.microsoft.com/office/word/2010/wordml" xmlns:w15="http://schemas.microsoft.com/office/word/2012/wordml" xmlns:w16cex="http://schemas.microsoft.com/office/word/2018/wordml/cex" xmlns:w16cid="http://schemas.microsoft.com/office/word/2016/wordml/cid" xmlns:w16="http://schemas.microsoft.com/office/word/2018/wordml" xmlns:w16du="http://schemas.microsoft.com/office/word/2023/wordml/word16du" xmlns:w16sdtdh="http://schemas.microsoft.com/office/word/2020/wordml/sdtdatahash" xmlns:w16sdtfl="http://schemas.microsoft.com/office/word/2024/wordml/sdtformatlock" xmlns:w16se="http://schemas.microsoft.com/office/word/2015/wordml/symex" xmlns:wpg="http://schemas.microsoft.com/office/word/2010/wordprocessingGroup" xmlns:wpi="http://schemas.microsoft.com/office/word/2010/wordprocessingInk" xmlns:wne="http://schemas.microsoft.com/office/word/2006/wordml" xmlns:wps="http://schemas.microsoft.com/office/word/2010/wordprocessingShape" xmlns:a="http://schemas.openxmlformats.org/drawingml/2006/main" xmlns:pic="http://schemas.openxmlformats.org/drawingml/2006/picture" mc:Ignorable="w14 w15 w16se w16cid w16 w16cex w16sdtdh w16sdtfl w16du wp14">
+<w:document xmlns:wpc="http://schemas.microsoft.com/office/word/2010/wordprocessingCanvas" xmlns:cx="http://schemas.microsoft.com/office/drawing/2014/chartex" xmlns:cx1="http://schemas.microsoft.com/office/drawing/2015/9/8/chartex" xmlns:cx2="http://schemas.microsoft.com/office/drawing/2015/10/21/chartex" xmlns:cx3="http://schemas.microsoft.com/office/drawing/2016/5/9/chartex" xmlns:cx4="http://schemas.microsoft.com/office/drawing/2016/5/10/chartex" xmlns:cx5="http://schemas.microsoft.com/office/drawing/2016/5/11/chartex" xmlns:cx6="http://schemas.microsoft.com/office/drawing/2016/5/12/chartex" xmlns:cx7="http://schemas.microsoft.com/office/drawing/2016/5/13/chartex" xmlns:cx8="http://schemas.microsoft.com/office/drawing/2016/5/14/chartex" xmlns:mc="http://schemas.openxmlformats.org/markup-compatibility/2006" xmlns:aink="http://schemas.microsoft.com/office/drawing/2016/ink" xmlns:am3d="http://schemas.microsoft.com/office/drawing/2017/model3d" xmlns:o="urn:schemas-microsoft-com:office:office" xmlns:oel="http://schemas.microsoft.com/office/2019/extlst" xmlns:r="http://schemas.openxmlformats.org/officeDocument/2006/relationships" xmlns:m="http://schemas.openxmlformats.org/officeDocument/2006/math" xmlns:v="urn:schemas-microsoft-com:vml" xmlns:wp14="http://schemas.microsoft.com/office/word/2010/wordprocessingDrawing" xmlns:wp="http://schemas.openxmlformats.org/drawingml/2006/wordprocessingDrawing" xmlns:w10="urn:schemas-microsoft-com:office:word" xmlns:w="http://schemas.openxmlformats.org/wordprocessingml/2006/main" xmlns:w14="http://schemas.microsoft.com/office/word/2010/wordml" xmlns:w15="http://schemas.microsoft.com/office/word/2012/wordml" xmlns:w16cex="http://schemas.microsoft.com/office/word/2018/wordml/cex" xmlns:w16cid="http://schemas.microsoft.com/office/word/2016/wordml/cid" xmlns:w16="http://schemas.microsoft.com/office/word/2018/wordml" xmlns:w16du="http://schemas.microsoft.com/office/word/2023/wordml/word16du" xmlns:w16sdtdh="http://schemas.microsoft.com/office/word/2020/wordml/sdtdatahash" xmlns:w16sdtfl="http://schemas.microsoft.com/office/word/2024/wordml/sdtformatlock" xmlns:w16se="http://schemas.microsoft.com/office/word/2015/wordml/symex" xmlns:wpg="http://schemas.microsoft.com/office/word/2010/wordprocessingGroup" xmlns:wpi="http://schemas.microsoft.com/office/word/2010/wordprocessingInk" xmlns:wne="http://schemas.microsoft.com/office/word/2006/wordml" xmlns:wps="http://schemas.microsoft.com/office/word/2010/wordprocessingShape" mc:Ignorable="w14 w15 w16se w16cid w16 w16cex w16sdtdh w16sdtfl w16du wp14">
   <w:body>
     <w:p>
       <w:pPr>
@@ -551,13 +551,15 @@
         <w:rPr>
           <w:rFonts w:ascii="Times New Roman" w:hAnsi="Times New Roman"/>
           <w:color w:val="000000"/>
-          <w:shd w:val="clear" w:color="auto" w:fill="FFFFFF"/>
-        </w:rPr>
-      </w:pPr>
-      <w:r>
-        <w:rPr>
-          <w:rFonts w:ascii="Times New Roman" w:hAnsi="Times New Roman"/>
-          <w:color w:val="000000"/>
+          <w:u w:val="single"/>
+          <w:shd w:val="clear" w:color="auto" w:fill="FFFFFF"/>
+        </w:rPr>
+      </w:pPr>
+      <w:r>
+        <w:rPr>
+          <w:rFonts w:ascii="Times New Roman" w:hAnsi="Times New Roman"/>
+          <w:color w:val="000000"/>
+          <w:u w:val="single"/>
           <w:shd w:val="clear" w:color="auto" w:fill="FFFFFF"/>
         </w:rPr>
         <w:t>Sob as seguintes condições:</w:t>
@@ -570,50 +572,28 @@
         <w:rPr>
           <w:rFonts w:ascii="Times New Roman" w:hAnsi="Times New Roman"/>
           <w:color w:val="000000"/>
-          <w:shd w:val="clear" w:color="auto" w:fill="FFFFFF"/>
-        </w:rPr>
-      </w:pPr>
-      <w:r>
-        <w:rPr>
-          <w:rFonts w:ascii="Times New Roman" w:hAnsi="Times New Roman"/>
-          <w:color w:val="000000"/>
-          <w:shd w:val="clear" w:color="auto" w:fill="FFFFFF"/>
-        </w:rPr>
-        <w:t xml:space="preserve">1. Ficará o USUÁRIO responsável pelo uso e conservação do aparelho, bem como dos demais acessórios entregues, aqui compreendidos </w:t>
-      </w:r>
-      <w:r>
-        <w:rPr>
-          <w:rFonts w:ascii="Times New Roman" w:hAnsi="Times New Roman"/>
-          <w:color w:val="000000" w:themeColor="text1" w:themeTint="FF" w:themeShade="FF"/>
           <w:u w:val="single"/>
-        </w:rPr>
-        <w:t>um carregador para smartphone</w:t>
-      </w:r>
-      <w:r>
-        <w:rPr>
-          <w:rFonts w:ascii="Times New Roman" w:hAnsi="Times New Roman"/>
-          <w:color w:val="000000" w:themeColor="text1" w:themeTint="FF" w:themeShade="FF"/>
+          <w:shd w:val="clear" w:color="auto" w:fill="FFFFFF"/>
+        </w:rPr>
+      </w:pPr>
+      <w:r>
+        <w:rPr>
+          <w:rFonts w:ascii="Times New Roman" w:hAnsi="Times New Roman"/>
+          <w:color w:val="000000"/>
           <w:u w:val="single"/>
-        </w:rPr>
-        <w:t xml:space="preserve"> e </w:t>
-      </w:r>
-      <w:r>
-        <w:rPr>
-          <w:rFonts w:ascii="Times New Roman" w:hAnsi="Times New Roman"/>
-          <w:color w:val="000000" w:themeColor="text1" w:themeTint="FF" w:themeShade="FF"/>
+          <w:shd w:val="clear" w:color="auto" w:fill="FFFFFF"/>
+        </w:rPr>
+        <w:t>1. Ficará o USUÁRIO responsável pelo uso e conservação do aparelho, bem como dos demais acessórios entregues, aqui compreendidos um carregador para smartphone, um cabo de conexão USB.</w:t>
+      </w:r>
+    </w:p>
+    <w:p>
+      <w:pPr>
+        <w:spacing w:after="240" w:line="240" w:lineRule="auto"/>
+        <w:jc w:val="both"/>
+        <w:rPr>
+          <w:rFonts w:ascii="Times New Roman" w:hAnsi="Times New Roman"/>
+          <w:color w:val="000000"/>
           <w:u w:val="single"/>
-        </w:rPr>
-        <w:t>um cabo de conexão USB.</w:t>
-      </w:r>
-    </w:p>
-    <w:p>
-      <w:pPr>
-        <w:spacing w:after="240" w:line="240" w:lineRule="auto"/>
-        <w:jc w:val="both"/>
-        <w:rPr>
-          <w:rFonts w:ascii="Times New Roman" w:hAnsi="Times New Roman"/>
-          <w:color w:val="000000"/>
-          <w:u w:val="single"/>
           <w:shd w:val="clear" w:color="auto" w:fill="FFFFFF"/>
         </w:rPr>
       </w:pPr>
@@ -634,8 +614,8 @@
       <w:r>
         <w:rPr>
           <w:rFonts w:ascii="Times New Roman" w:hAnsi="Times New Roman"/>
-          <w:b w:val="1"/>
-          <w:bCs w:val="1"/>
+          <w:b/>
+          <w:bCs/>
           <w:color w:val="000000"/>
         </w:rPr>
         <w:t xml:space="preserve"> </w:t>
@@ -643,39 +623,31 @@
       <w:r>
         <w:rPr>
           <w:rFonts w:ascii="Times New Roman" w:hAnsi="Times New Roman"/>
-          <w:b w:val="1"/>
-          <w:bCs w:val="1"/>
-          <w:color w:val="000000" w:themeColor="text1" w:themeTint="FF" w:themeShade="FF"/>
-        </w:rPr>
-        <w:t>R$</w:t>
-      </w:r>
-      <w:r>
-        <w:rPr>
-          <w:rFonts w:ascii="Times New Roman" w:hAnsi="Times New Roman"/>
-          <w:b w:val="1"/>
-          <w:bCs w:val="1"/>
-          <w:color w:val="000000" w:themeColor="text1" w:themeTint="FF" w:themeShade="FF"/>
+          <w:b/>
+          <w:bCs/>
+          <w:color w:val="000000"/>
         </w:rPr>
         <w:t>{{valor}}</w:t>
       </w:r>
       <w:r>
         <w:rPr>
           <w:rFonts w:ascii="Times New Roman" w:hAnsi="Times New Roman"/>
-          <w:color w:val="000000" w:themeColor="text1" w:themeTint="FF" w:themeShade="FF"/>
+          <w:color w:val="000000"/>
         </w:rPr>
         <w:t xml:space="preserve"> sendo assim em caso de perda ou extravio o </w:t>
       </w:r>
       <w:r>
         <w:rPr>
           <w:rFonts w:ascii="Times New Roman" w:hAnsi="Times New Roman"/>
-          <w:color w:val="000000" w:themeColor="text1" w:themeTint="FF" w:themeShade="FF"/>
+          <w:color w:val="000000"/>
+          <w:shd w:val="clear" w:color="auto" w:fill="FFFFFF"/>
         </w:rPr>
         <w:t xml:space="preserve">USUÁRIO </w:t>
       </w:r>
       <w:r>
         <w:rPr>
           <w:rFonts w:ascii="Times New Roman" w:hAnsi="Times New Roman"/>
-          <w:color w:val="000000" w:themeColor="text1" w:themeTint="FF" w:themeShade="FF"/>
+          <w:color w:val="000000"/>
         </w:rPr>
         <w:t>deverá repor o aparelho homologado com base no valor atual do mercado.</w:t>
       </w:r>
@@ -1399,8 +1371,8 @@
         <w:pStyle w:val="Normal0"/>
         <w:jc w:val="both"/>
         <w:rPr>
-          <w:b w:val="1"/>
-          <w:bCs w:val="1"/>
+          <w:b/>
+          <w:bCs/>
           <w:sz w:val="22"/>
           <w:szCs w:val="22"/>
         </w:rPr>
@@ -1634,10 +1606,10 @@
             <w:tcW w:w="2740" w:type="dxa"/>
             <w:gridSpan w:val="2"/>
             <w:tcBorders>
-              <w:top w:val="single" w:color="auto" w:sz="4" w:space="0"/>
-              <w:left w:val="single" w:color="auto" w:sz="4" w:space="0"/>
-              <w:bottom w:val="single" w:color="auto" w:sz="4" w:space="0"/>
-              <w:right w:val="single" w:color="auto" w:sz="4" w:space="0"/>
+              <w:top w:val="single" w:sz="4" w:space="0" w:color="auto"/>
+              <w:left w:val="single" w:sz="4" w:space="0" w:color="auto"/>
+              <w:bottom w:val="single" w:sz="4" w:space="0" w:color="auto"/>
+              <w:right w:val="single" w:sz="4" w:space="0" w:color="auto"/>
             </w:tcBorders>
             <w:noWrap/>
             <w:vAlign w:val="bottom"/>
@@ -1648,7 +1620,7 @@
               <w:spacing w:after="0" w:line="240" w:lineRule="auto"/>
               <w:jc w:val="center"/>
               <w:rPr>
-                <w:rFonts w:ascii="Times New Roman" w:hAnsi="Times New Roman" w:eastAsia="Times New Roman"/>
+                <w:rFonts w:ascii="Times New Roman" w:eastAsia="Times New Roman" w:hAnsi="Times New Roman"/>
                 <w:b/>
                 <w:bCs/>
                 <w:color w:val="215C98"/>
@@ -1656,7 +1628,7 @@
             </w:pPr>
             <w:r>
               <w:rPr>
-                <w:rFonts w:ascii="Times New Roman" w:hAnsi="Times New Roman" w:eastAsia="Arial Unicode MS"/>
+                <w:rFonts w:ascii="Times New Roman" w:eastAsia="Arial Unicode MS" w:hAnsi="Times New Roman"/>
                 <w:b/>
                 <w:bCs/>
                 <w:color w:val="215C98"/>
@@ -1670,10 +1642,10 @@
             <w:tcW w:w="4401" w:type="dxa"/>
             <w:gridSpan w:val="3"/>
             <w:tcBorders>
-              <w:top w:val="single" w:color="auto" w:sz="4" w:space="0"/>
+              <w:top w:val="single" w:sz="4" w:space="0" w:color="auto"/>
               <w:left w:val="nil"/>
-              <w:bottom w:val="single" w:color="auto" w:sz="4" w:space="0"/>
-              <w:right w:val="single" w:color="auto" w:sz="4" w:space="0"/>
+              <w:bottom w:val="single" w:sz="4" w:space="0" w:color="auto"/>
+              <w:right w:val="single" w:sz="4" w:space="0" w:color="auto"/>
             </w:tcBorders>
             <w:noWrap/>
             <w:vAlign w:val="bottom"/>
@@ -1684,7 +1656,7 @@
               <w:spacing w:after="0" w:line="240" w:lineRule="auto"/>
               <w:jc w:val="center"/>
               <w:rPr>
-                <w:rFonts w:ascii="Times New Roman" w:hAnsi="Times New Roman" w:eastAsia="Times New Roman"/>
+                <w:rFonts w:ascii="Times New Roman" w:eastAsia="Times New Roman" w:hAnsi="Times New Roman"/>
                 <w:b/>
                 <w:bCs/>
                 <w:color w:val="215C98"/>
@@ -1692,7 +1664,7 @@
             </w:pPr>
             <w:r>
               <w:rPr>
-                <w:rFonts w:ascii="Times New Roman" w:hAnsi="Times New Roman" w:eastAsia="Times New Roman"/>
+                <w:rFonts w:ascii="Times New Roman" w:eastAsia="Times New Roman" w:hAnsi="Times New Roman"/>
                 <w:b/>
                 <w:bCs/>
                 <w:color w:val="215C98"/>
@@ -1712,9 +1684,9 @@
             <w:tcW w:w="1280" w:type="dxa"/>
             <w:tcBorders>
               <w:top w:val="nil"/>
-              <w:left w:val="single" w:color="auto" w:sz="4" w:space="0"/>
-              <w:bottom w:val="single" w:color="auto" w:sz="4" w:space="0"/>
-              <w:right w:val="single" w:color="auto" w:sz="4" w:space="0"/>
+              <w:left w:val="single" w:sz="4" w:space="0" w:color="auto"/>
+              <w:bottom w:val="single" w:sz="4" w:space="0" w:color="auto"/>
+              <w:right w:val="single" w:sz="4" w:space="0" w:color="auto"/>
             </w:tcBorders>
             <w:noWrap/>
             <w:vAlign w:val="bottom"/>
@@ -1725,13 +1697,13 @@
               <w:spacing w:after="0" w:line="240" w:lineRule="auto"/>
               <w:jc w:val="center"/>
               <w:rPr>
-                <w:rFonts w:ascii="Times New Roman" w:hAnsi="Times New Roman" w:eastAsia="Times New Roman"/>
+                <w:rFonts w:ascii="Times New Roman" w:eastAsia="Times New Roman" w:hAnsi="Times New Roman"/>
                 <w:color w:val="000000"/>
               </w:rPr>
             </w:pPr>
             <w:r>
               <w:rPr>
-                <w:rFonts w:ascii="Times New Roman" w:hAnsi="Times New Roman" w:eastAsia="Arial Unicode MS"/>
+                <w:rFonts w:ascii="Times New Roman" w:eastAsia="Arial Unicode MS" w:hAnsi="Times New Roman"/>
                 <w:color w:val="000000"/>
               </w:rPr>
               <w:t>De</w:t>
@@ -1744,8 +1716,8 @@
             <w:tcBorders>
               <w:top w:val="nil"/>
               <w:left w:val="nil"/>
-              <w:bottom w:val="single" w:color="auto" w:sz="4" w:space="0"/>
-              <w:right w:val="single" w:color="auto" w:sz="4" w:space="0"/>
+              <w:bottom w:val="single" w:sz="4" w:space="0" w:color="auto"/>
+              <w:right w:val="single" w:sz="4" w:space="0" w:color="auto"/>
             </w:tcBorders>
             <w:noWrap/>
             <w:vAlign w:val="bottom"/>
@@ -1756,13 +1728,13 @@
               <w:spacing w:after="0" w:line="240" w:lineRule="auto"/>
               <w:jc w:val="center"/>
               <w:rPr>
-                <w:rFonts w:ascii="Times New Roman" w:hAnsi="Times New Roman" w:eastAsia="Times New Roman"/>
+                <w:rFonts w:ascii="Times New Roman" w:eastAsia="Times New Roman" w:hAnsi="Times New Roman"/>
                 <w:color w:val="000000"/>
               </w:rPr>
             </w:pPr>
             <w:r>
               <w:rPr>
-                <w:rFonts w:ascii="Times New Roman" w:hAnsi="Times New Roman" w:eastAsia="Times New Roman"/>
+                <w:rFonts w:ascii="Times New Roman" w:eastAsia="Times New Roman" w:hAnsi="Times New Roman"/>
                 <w:color w:val="000000"/>
               </w:rPr>
               <w:t>Até</w:t>
@@ -1775,8 +1747,8 @@
             <w:tcBorders>
               <w:top w:val="nil"/>
               <w:left w:val="nil"/>
-              <w:bottom w:val="single" w:color="auto" w:sz="4" w:space="0"/>
-              <w:right w:val="single" w:color="auto" w:sz="4" w:space="0"/>
+              <w:bottom w:val="single" w:sz="4" w:space="0" w:color="auto"/>
+              <w:right w:val="single" w:sz="4" w:space="0" w:color="auto"/>
             </w:tcBorders>
             <w:noWrap/>
             <w:vAlign w:val="bottom"/>
@@ -1787,13 +1759,13 @@
               <w:spacing w:after="0" w:line="240" w:lineRule="auto"/>
               <w:jc w:val="center"/>
               <w:rPr>
-                <w:rFonts w:ascii="Times New Roman" w:hAnsi="Times New Roman" w:eastAsia="Times New Roman"/>
+                <w:rFonts w:ascii="Times New Roman" w:eastAsia="Times New Roman" w:hAnsi="Times New Roman"/>
                 <w:color w:val="000000"/>
               </w:rPr>
             </w:pPr>
             <w:r>
               <w:rPr>
-                <w:rFonts w:ascii="Times New Roman" w:hAnsi="Times New Roman" w:eastAsia="Arial Unicode MS"/>
+                <w:rFonts w:ascii="Times New Roman" w:eastAsia="Arial Unicode MS" w:hAnsi="Times New Roman"/>
                 <w:color w:val="000000"/>
               </w:rPr>
               <w:t>N° Parcelas</w:t>
@@ -1806,8 +1778,8 @@
             <w:tcBorders>
               <w:top w:val="nil"/>
               <w:left w:val="nil"/>
-              <w:bottom w:val="single" w:color="auto" w:sz="4" w:space="0"/>
-              <w:right w:val="single" w:color="auto" w:sz="4" w:space="0"/>
+              <w:bottom w:val="single" w:sz="4" w:space="0" w:color="auto"/>
+              <w:right w:val="single" w:sz="4" w:space="0" w:color="auto"/>
             </w:tcBorders>
             <w:noWrap/>
             <w:vAlign w:val="bottom"/>
@@ -1818,13 +1790,13 @@
               <w:spacing w:after="0" w:line="240" w:lineRule="auto"/>
               <w:jc w:val="center"/>
               <w:rPr>
-                <w:rFonts w:ascii="Times New Roman" w:hAnsi="Times New Roman" w:eastAsia="Times New Roman"/>
+                <w:rFonts w:ascii="Times New Roman" w:eastAsia="Times New Roman" w:hAnsi="Times New Roman"/>
                 <w:color w:val="000000"/>
               </w:rPr>
             </w:pPr>
             <w:r>
               <w:rPr>
-                <w:rFonts w:ascii="Times New Roman" w:hAnsi="Times New Roman" w:eastAsia="Times New Roman"/>
+                <w:rFonts w:ascii="Times New Roman" w:eastAsia="Times New Roman" w:hAnsi="Times New Roman"/>
                 <w:color w:val="000000"/>
               </w:rPr>
               <w:t>Min</w:t>
@@ -1837,8 +1809,8 @@
             <w:tcBorders>
               <w:top w:val="nil"/>
               <w:left w:val="nil"/>
-              <w:bottom w:val="single" w:color="auto" w:sz="4" w:space="0"/>
-              <w:right w:val="single" w:color="auto" w:sz="4" w:space="0"/>
+              <w:bottom w:val="single" w:sz="4" w:space="0" w:color="auto"/>
+              <w:right w:val="single" w:sz="4" w:space="0" w:color="auto"/>
             </w:tcBorders>
             <w:noWrap/>
             <w:vAlign w:val="bottom"/>
@@ -1849,14 +1821,14 @@
               <w:spacing w:after="0" w:line="240" w:lineRule="auto"/>
               <w:jc w:val="center"/>
               <w:rPr>
-                <w:rFonts w:ascii="Times New Roman" w:hAnsi="Times New Roman" w:eastAsia="Times New Roman"/>
+                <w:rFonts w:ascii="Times New Roman" w:eastAsia="Times New Roman" w:hAnsi="Times New Roman"/>
                 <w:color w:val="000000"/>
               </w:rPr>
             </w:pPr>
             <w:proofErr w:type="spellStart"/>
             <w:r>
               <w:rPr>
-                <w:rFonts w:ascii="Times New Roman" w:hAnsi="Times New Roman" w:eastAsia="Times New Roman"/>
+                <w:rFonts w:ascii="Times New Roman" w:eastAsia="Times New Roman" w:hAnsi="Times New Roman"/>
                 <w:color w:val="000000"/>
               </w:rPr>
               <w:t>Máx</w:t>
@@ -1875,9 +1847,9 @@
             <w:tcW w:w="1280" w:type="dxa"/>
             <w:tcBorders>
               <w:top w:val="nil"/>
-              <w:left w:val="single" w:color="auto" w:sz="4" w:space="0"/>
-              <w:bottom w:val="single" w:color="auto" w:sz="4" w:space="0"/>
-              <w:right w:val="single" w:color="auto" w:sz="4" w:space="0"/>
+              <w:left w:val="single" w:sz="4" w:space="0" w:color="auto"/>
+              <w:bottom w:val="single" w:sz="4" w:space="0" w:color="auto"/>
+              <w:right w:val="single" w:sz="4" w:space="0" w:color="auto"/>
             </w:tcBorders>
             <w:noWrap/>
             <w:vAlign w:val="bottom"/>
@@ -1888,13 +1860,13 @@
               <w:spacing w:after="0" w:line="240" w:lineRule="auto"/>
               <w:jc w:val="center"/>
               <w:rPr>
-                <w:rFonts w:ascii="Times New Roman" w:hAnsi="Times New Roman" w:eastAsia="Times New Roman"/>
+                <w:rFonts w:ascii="Times New Roman" w:eastAsia="Times New Roman" w:hAnsi="Times New Roman"/>
                 <w:color w:val="000000"/>
               </w:rPr>
             </w:pPr>
             <w:r>
               <w:rPr>
-                <w:rFonts w:ascii="Times New Roman" w:hAnsi="Times New Roman" w:eastAsia="Arial Unicode MS"/>
+                <w:rFonts w:ascii="Times New Roman" w:eastAsia="Arial Unicode MS" w:hAnsi="Times New Roman"/>
                 <w:color w:val="000000"/>
               </w:rPr>
               <w:t xml:space="preserve"> R$    100,00 </w:t>
@@ -1907,8 +1879,8 @@
             <w:tcBorders>
               <w:top w:val="nil"/>
               <w:left w:val="nil"/>
-              <w:bottom w:val="single" w:color="auto" w:sz="4" w:space="0"/>
-              <w:right w:val="single" w:color="auto" w:sz="4" w:space="0"/>
+              <w:bottom w:val="single" w:sz="4" w:space="0" w:color="auto"/>
+              <w:right w:val="single" w:sz="4" w:space="0" w:color="auto"/>
             </w:tcBorders>
             <w:noWrap/>
             <w:vAlign w:val="bottom"/>
@@ -1919,13 +1891,13 @@
               <w:spacing w:after="0" w:line="240" w:lineRule="auto"/>
               <w:jc w:val="center"/>
               <w:rPr>
-                <w:rFonts w:ascii="Times New Roman" w:hAnsi="Times New Roman" w:eastAsia="Times New Roman"/>
+                <w:rFonts w:ascii="Times New Roman" w:eastAsia="Times New Roman" w:hAnsi="Times New Roman"/>
                 <w:color w:val="000000"/>
               </w:rPr>
             </w:pPr>
             <w:r>
               <w:rPr>
-                <w:rFonts w:ascii="Times New Roman" w:hAnsi="Times New Roman" w:eastAsia="Times New Roman"/>
+                <w:rFonts w:ascii="Times New Roman" w:eastAsia="Times New Roman" w:hAnsi="Times New Roman"/>
                 <w:color w:val="000000"/>
               </w:rPr>
               <w:t xml:space="preserve"> R$       200,00 </w:t>
@@ -1938,8 +1910,8 @@
             <w:tcBorders>
               <w:top w:val="nil"/>
               <w:left w:val="nil"/>
-              <w:bottom w:val="single" w:color="auto" w:sz="4" w:space="0"/>
-              <w:right w:val="single" w:color="auto" w:sz="4" w:space="0"/>
+              <w:bottom w:val="single" w:sz="4" w:space="0" w:color="auto"/>
+              <w:right w:val="single" w:sz="4" w:space="0" w:color="auto"/>
             </w:tcBorders>
             <w:noWrap/>
             <w:vAlign w:val="bottom"/>
@@ -1950,13 +1922,13 @@
               <w:spacing w:after="0" w:line="240" w:lineRule="auto"/>
               <w:jc w:val="center"/>
               <w:rPr>
-                <w:rFonts w:ascii="Times New Roman" w:hAnsi="Times New Roman" w:eastAsia="Times New Roman"/>
+                <w:rFonts w:ascii="Times New Roman" w:eastAsia="Times New Roman" w:hAnsi="Times New Roman"/>
                 <w:color w:val="000000"/>
               </w:rPr>
             </w:pPr>
             <w:r>
               <w:rPr>
-                <w:rFonts w:ascii="Times New Roman" w:hAnsi="Times New Roman" w:eastAsia="Times New Roman"/>
+                <w:rFonts w:ascii="Times New Roman" w:eastAsia="Times New Roman" w:hAnsi="Times New Roman"/>
                 <w:color w:val="000000"/>
               </w:rPr>
               <w:t>3</w:t>
@@ -1969,8 +1941,8 @@
             <w:tcBorders>
               <w:top w:val="nil"/>
               <w:left w:val="nil"/>
-              <w:bottom w:val="single" w:color="auto" w:sz="4" w:space="0"/>
-              <w:right w:val="single" w:color="auto" w:sz="4" w:space="0"/>
+              <w:bottom w:val="single" w:sz="4" w:space="0" w:color="auto"/>
+              <w:right w:val="single" w:sz="4" w:space="0" w:color="auto"/>
             </w:tcBorders>
             <w:noWrap/>
             <w:vAlign w:val="bottom"/>
@@ -1981,13 +1953,13 @@
               <w:spacing w:after="0" w:line="240" w:lineRule="auto"/>
               <w:jc w:val="center"/>
               <w:rPr>
-                <w:rFonts w:ascii="Times New Roman" w:hAnsi="Times New Roman" w:eastAsia="Times New Roman"/>
+                <w:rFonts w:ascii="Times New Roman" w:eastAsia="Times New Roman" w:hAnsi="Times New Roman"/>
                 <w:color w:val="000000"/>
               </w:rPr>
             </w:pPr>
             <w:r>
               <w:rPr>
-                <w:rFonts w:ascii="Times New Roman" w:hAnsi="Times New Roman" w:eastAsia="Times New Roman"/>
+                <w:rFonts w:ascii="Times New Roman" w:eastAsia="Times New Roman" w:hAnsi="Times New Roman"/>
                 <w:color w:val="000000"/>
               </w:rPr>
               <w:t xml:space="preserve"> R$ 33,33 </w:t>
@@ -2000,8 +1972,8 @@
             <w:tcBorders>
               <w:top w:val="nil"/>
               <w:left w:val="nil"/>
-              <w:bottom w:val="single" w:color="auto" w:sz="4" w:space="0"/>
-              <w:right w:val="single" w:color="auto" w:sz="4" w:space="0"/>
+              <w:bottom w:val="single" w:sz="4" w:space="0" w:color="auto"/>
+              <w:right w:val="single" w:sz="4" w:space="0" w:color="auto"/>
             </w:tcBorders>
             <w:noWrap/>
             <w:vAlign w:val="bottom"/>
@@ -2012,13 +1984,13 @@
               <w:spacing w:after="0" w:line="240" w:lineRule="auto"/>
               <w:jc w:val="center"/>
               <w:rPr>
-                <w:rFonts w:ascii="Times New Roman" w:hAnsi="Times New Roman" w:eastAsia="Times New Roman"/>
+                <w:rFonts w:ascii="Times New Roman" w:eastAsia="Times New Roman" w:hAnsi="Times New Roman"/>
                 <w:color w:val="000000"/>
               </w:rPr>
             </w:pPr>
             <w:r>
               <w:rPr>
-                <w:rFonts w:ascii="Times New Roman" w:hAnsi="Times New Roman" w:eastAsia="Times New Roman"/>
+                <w:rFonts w:ascii="Times New Roman" w:eastAsia="Times New Roman" w:hAnsi="Times New Roman"/>
                 <w:color w:val="000000"/>
               </w:rPr>
               <w:t xml:space="preserve"> R$                66,66 </w:t>
@@ -2036,9 +2008,9 @@
             <w:tcW w:w="1280" w:type="dxa"/>
             <w:tcBorders>
               <w:top w:val="nil"/>
-              <w:left w:val="single" w:color="auto" w:sz="4" w:space="0"/>
-              <w:bottom w:val="single" w:color="auto" w:sz="4" w:space="0"/>
-              <w:right w:val="single" w:color="auto" w:sz="4" w:space="0"/>
+              <w:left w:val="single" w:sz="4" w:space="0" w:color="auto"/>
+              <w:bottom w:val="single" w:sz="4" w:space="0" w:color="auto"/>
+              <w:right w:val="single" w:sz="4" w:space="0" w:color="auto"/>
             </w:tcBorders>
             <w:noWrap/>
             <w:vAlign w:val="bottom"/>
@@ -2049,13 +2021,13 @@
               <w:spacing w:after="0" w:line="240" w:lineRule="auto"/>
               <w:jc w:val="center"/>
               <w:rPr>
-                <w:rFonts w:ascii="Times New Roman" w:hAnsi="Times New Roman" w:eastAsia="Times New Roman"/>
+                <w:rFonts w:ascii="Times New Roman" w:eastAsia="Times New Roman" w:hAnsi="Times New Roman"/>
                 <w:color w:val="000000"/>
               </w:rPr>
             </w:pPr>
             <w:r>
               <w:rPr>
-                <w:rFonts w:ascii="Times New Roman" w:hAnsi="Times New Roman" w:eastAsia="Arial Unicode MS"/>
+                <w:rFonts w:ascii="Times New Roman" w:eastAsia="Arial Unicode MS" w:hAnsi="Times New Roman"/>
                 <w:color w:val="000000"/>
               </w:rPr>
               <w:t xml:space="preserve"> R$    201,00 </w:t>
@@ -2068,8 +2040,8 @@
             <w:tcBorders>
               <w:top w:val="nil"/>
               <w:left w:val="nil"/>
-              <w:bottom w:val="single" w:color="auto" w:sz="4" w:space="0"/>
-              <w:right w:val="single" w:color="auto" w:sz="4" w:space="0"/>
+              <w:bottom w:val="single" w:sz="4" w:space="0" w:color="auto"/>
+              <w:right w:val="single" w:sz="4" w:space="0" w:color="auto"/>
             </w:tcBorders>
             <w:noWrap/>
             <w:vAlign w:val="bottom"/>
@@ -2080,13 +2052,13 @@
               <w:spacing w:after="0" w:line="240" w:lineRule="auto"/>
               <w:jc w:val="center"/>
               <w:rPr>
-                <w:rFonts w:ascii="Times New Roman" w:hAnsi="Times New Roman" w:eastAsia="Times New Roman"/>
+                <w:rFonts w:ascii="Times New Roman" w:eastAsia="Times New Roman" w:hAnsi="Times New Roman"/>
                 <w:color w:val="000000"/>
               </w:rPr>
             </w:pPr>
             <w:r>
               <w:rPr>
-                <w:rFonts w:ascii="Times New Roman" w:hAnsi="Times New Roman" w:eastAsia="Times New Roman"/>
+                <w:rFonts w:ascii="Times New Roman" w:eastAsia="Times New Roman" w:hAnsi="Times New Roman"/>
                 <w:color w:val="000000"/>
               </w:rPr>
               <w:t xml:space="preserve"> R$       400,00 </w:t>
@@ -2099,8 +2071,8 @@
             <w:tcBorders>
               <w:top w:val="nil"/>
               <w:left w:val="nil"/>
-              <w:bottom w:val="single" w:color="auto" w:sz="4" w:space="0"/>
-              <w:right w:val="single" w:color="auto" w:sz="4" w:space="0"/>
+              <w:bottom w:val="single" w:sz="4" w:space="0" w:color="auto"/>
+              <w:right w:val="single" w:sz="4" w:space="0" w:color="auto"/>
             </w:tcBorders>
             <w:noWrap/>
             <w:vAlign w:val="bottom"/>
@@ -2111,13 +2083,13 @@
               <w:spacing w:after="0" w:line="240" w:lineRule="auto"/>
               <w:jc w:val="center"/>
               <w:rPr>
-                <w:rFonts w:ascii="Times New Roman" w:hAnsi="Times New Roman" w:eastAsia="Times New Roman"/>
+                <w:rFonts w:ascii="Times New Roman" w:eastAsia="Times New Roman" w:hAnsi="Times New Roman"/>
                 <w:color w:val="000000"/>
               </w:rPr>
             </w:pPr>
             <w:r>
               <w:rPr>
-                <w:rFonts w:ascii="Times New Roman" w:hAnsi="Times New Roman" w:eastAsia="Times New Roman"/>
+                <w:rFonts w:ascii="Times New Roman" w:eastAsia="Times New Roman" w:hAnsi="Times New Roman"/>
                 <w:color w:val="000000"/>
               </w:rPr>
               <w:t>5</w:t>
@@ -2130,8 +2102,8 @@
             <w:tcBorders>
               <w:top w:val="nil"/>
               <w:left w:val="nil"/>
-              <w:bottom w:val="single" w:color="auto" w:sz="4" w:space="0"/>
-              <w:right w:val="single" w:color="auto" w:sz="4" w:space="0"/>
+              <w:bottom w:val="single" w:sz="4" w:space="0" w:color="auto"/>
+              <w:right w:val="single" w:sz="4" w:space="0" w:color="auto"/>
             </w:tcBorders>
             <w:noWrap/>
             <w:vAlign w:val="bottom"/>
@@ -2142,13 +2114,13 @@
               <w:spacing w:after="0" w:line="240" w:lineRule="auto"/>
               <w:jc w:val="center"/>
               <w:rPr>
-                <w:rFonts w:ascii="Times New Roman" w:hAnsi="Times New Roman" w:eastAsia="Times New Roman"/>
+                <w:rFonts w:ascii="Times New Roman" w:eastAsia="Times New Roman" w:hAnsi="Times New Roman"/>
                 <w:color w:val="000000"/>
               </w:rPr>
             </w:pPr>
             <w:r>
               <w:rPr>
-                <w:rFonts w:ascii="Times New Roman" w:hAnsi="Times New Roman" w:eastAsia="Times New Roman"/>
+                <w:rFonts w:ascii="Times New Roman" w:eastAsia="Times New Roman" w:hAnsi="Times New Roman"/>
                 <w:color w:val="000000"/>
               </w:rPr>
               <w:t xml:space="preserve"> R$ 40,20 </w:t>
@@ -2161,8 +2133,8 @@
             <w:tcBorders>
               <w:top w:val="nil"/>
               <w:left w:val="nil"/>
-              <w:bottom w:val="single" w:color="auto" w:sz="4" w:space="0"/>
-              <w:right w:val="single" w:color="auto" w:sz="4" w:space="0"/>
+              <w:bottom w:val="single" w:sz="4" w:space="0" w:color="auto"/>
+              <w:right w:val="single" w:sz="4" w:space="0" w:color="auto"/>
             </w:tcBorders>
             <w:noWrap/>
             <w:vAlign w:val="bottom"/>
@@ -2173,13 +2145,13 @@
               <w:spacing w:after="0" w:line="240" w:lineRule="auto"/>
               <w:jc w:val="center"/>
               <w:rPr>
-                <w:rFonts w:ascii="Times New Roman" w:hAnsi="Times New Roman" w:eastAsia="Times New Roman"/>
+                <w:rFonts w:ascii="Times New Roman" w:eastAsia="Times New Roman" w:hAnsi="Times New Roman"/>
                 <w:color w:val="000000"/>
               </w:rPr>
             </w:pPr>
             <w:r>
               <w:rPr>
-                <w:rFonts w:ascii="Times New Roman" w:hAnsi="Times New Roman" w:eastAsia="Times New Roman"/>
+                <w:rFonts w:ascii="Times New Roman" w:eastAsia="Times New Roman" w:hAnsi="Times New Roman"/>
                 <w:color w:val="000000"/>
               </w:rPr>
               <w:t xml:space="preserve"> R$                80,00 </w:t>
@@ -2197,9 +2169,9 @@
             <w:tcW w:w="1280" w:type="dxa"/>
             <w:tcBorders>
               <w:top w:val="nil"/>
-              <w:left w:val="single" w:color="auto" w:sz="4" w:space="0"/>
-              <w:bottom w:val="single" w:color="auto" w:sz="4" w:space="0"/>
-              <w:right w:val="single" w:color="auto" w:sz="4" w:space="0"/>
+              <w:left w:val="single" w:sz="4" w:space="0" w:color="auto"/>
+              <w:bottom w:val="single" w:sz="4" w:space="0" w:color="auto"/>
+              <w:right w:val="single" w:sz="4" w:space="0" w:color="auto"/>
             </w:tcBorders>
             <w:noWrap/>
             <w:vAlign w:val="bottom"/>
@@ -2210,13 +2182,13 @@
               <w:spacing w:after="0" w:line="240" w:lineRule="auto"/>
               <w:jc w:val="center"/>
               <w:rPr>
-                <w:rFonts w:ascii="Times New Roman" w:hAnsi="Times New Roman" w:eastAsia="Times New Roman"/>
+                <w:rFonts w:ascii="Times New Roman" w:eastAsia="Times New Roman" w:hAnsi="Times New Roman"/>
                 <w:color w:val="000000"/>
               </w:rPr>
             </w:pPr>
             <w:r>
               <w:rPr>
-                <w:rFonts w:ascii="Times New Roman" w:hAnsi="Times New Roman" w:eastAsia="Arial Unicode MS"/>
+                <w:rFonts w:ascii="Times New Roman" w:eastAsia="Arial Unicode MS" w:hAnsi="Times New Roman"/>
                 <w:color w:val="000000"/>
               </w:rPr>
               <w:t xml:space="preserve"> R$    401,00 </w:t>
@@ -2229,8 +2201,8 @@
             <w:tcBorders>
               <w:top w:val="nil"/>
               <w:left w:val="nil"/>
-              <w:bottom w:val="single" w:color="auto" w:sz="4" w:space="0"/>
-              <w:right w:val="single" w:color="auto" w:sz="4" w:space="0"/>
+              <w:bottom w:val="single" w:sz="4" w:space="0" w:color="auto"/>
+              <w:right w:val="single" w:sz="4" w:space="0" w:color="auto"/>
             </w:tcBorders>
             <w:noWrap/>
             <w:vAlign w:val="bottom"/>
@@ -2241,13 +2213,13 @@
               <w:spacing w:after="0" w:line="240" w:lineRule="auto"/>
               <w:jc w:val="center"/>
               <w:rPr>
-                <w:rFonts w:ascii="Times New Roman" w:hAnsi="Times New Roman" w:eastAsia="Times New Roman"/>
+                <w:rFonts w:ascii="Times New Roman" w:eastAsia="Times New Roman" w:hAnsi="Times New Roman"/>
                 <w:color w:val="000000"/>
               </w:rPr>
             </w:pPr>
             <w:r>
               <w:rPr>
-                <w:rFonts w:ascii="Times New Roman" w:hAnsi="Times New Roman" w:eastAsia="Times New Roman"/>
+                <w:rFonts w:ascii="Times New Roman" w:eastAsia="Times New Roman" w:hAnsi="Times New Roman"/>
                 <w:color w:val="000000"/>
               </w:rPr>
               <w:t xml:space="preserve"> Novo </w:t>
@@ -2260,8 +2232,8 @@
             <w:tcBorders>
               <w:top w:val="nil"/>
               <w:left w:val="nil"/>
-              <w:bottom w:val="single" w:color="auto" w:sz="4" w:space="0"/>
-              <w:right w:val="single" w:color="auto" w:sz="4" w:space="0"/>
+              <w:bottom w:val="single" w:sz="4" w:space="0" w:color="auto"/>
+              <w:right w:val="single" w:sz="4" w:space="0" w:color="auto"/>
             </w:tcBorders>
             <w:noWrap/>
             <w:vAlign w:val="bottom"/>
@@ -2272,16 +2244,16 @@
               <w:spacing w:after="0" w:line="240" w:lineRule="auto"/>
               <w:jc w:val="center"/>
               <w:rPr>
-                <w:rFonts w:ascii="Times New Roman" w:hAnsi="Times New Roman" w:eastAsia="Times New Roman"/>
+                <w:rFonts w:ascii="Times New Roman" w:eastAsia="Times New Roman" w:hAnsi="Times New Roman"/>
                 <w:color w:val="000000"/>
               </w:rPr>
             </w:pPr>
             <w:r>
               <w:rPr>
-                <w:rFonts w:ascii="Times New Roman" w:hAnsi="Times New Roman" w:eastAsia="Times New Roman"/>
+                <w:rFonts w:ascii="Times New Roman" w:eastAsia="Times New Roman" w:hAnsi="Times New Roman"/>
                 <w:color w:val="000000"/>
               </w:rPr>
-              <w:t>{{parcelas}}</w:t>
+              <w:t>8</w:t>
             </w:r>
           </w:p>
         </w:tc>
@@ -2291,8 +2263,8 @@
             <w:tcBorders>
               <w:top w:val="nil"/>
               <w:left w:val="nil"/>
-              <w:bottom w:val="single" w:color="auto" w:sz="4" w:space="0"/>
-              <w:right w:val="single" w:color="auto" w:sz="4" w:space="0"/>
+              <w:bottom w:val="single" w:sz="4" w:space="0" w:color="auto"/>
+              <w:right w:val="single" w:sz="4" w:space="0" w:color="auto"/>
             </w:tcBorders>
             <w:noWrap/>
             <w:vAlign w:val="bottom"/>
@@ -2303,13 +2275,13 @@
               <w:spacing w:after="0" w:line="240" w:lineRule="auto"/>
               <w:jc w:val="center"/>
               <w:rPr>
-                <w:rFonts w:ascii="Times New Roman" w:hAnsi="Times New Roman" w:eastAsia="Times New Roman"/>
+                <w:rFonts w:ascii="Times New Roman" w:eastAsia="Times New Roman" w:hAnsi="Times New Roman"/>
                 <w:color w:val="000000"/>
               </w:rPr>
             </w:pPr>
             <w:r>
               <w:rPr>
-                <w:rFonts w:ascii="Times New Roman" w:hAnsi="Times New Roman" w:eastAsia="Times New Roman"/>
+                <w:rFonts w:ascii="Times New Roman" w:eastAsia="Times New Roman" w:hAnsi="Times New Roman"/>
                 <w:color w:val="000000"/>
               </w:rPr>
               <w:t xml:space="preserve"> R$ 50,12 </w:t>
@@ -2322,8 +2294,8 @@
             <w:tcBorders>
               <w:top w:val="nil"/>
               <w:left w:val="nil"/>
-              <w:bottom w:val="single" w:color="auto" w:sz="4" w:space="0"/>
-              <w:right w:val="single" w:color="auto" w:sz="4" w:space="0"/>
+              <w:bottom w:val="single" w:sz="4" w:space="0" w:color="auto"/>
+              <w:right w:val="single" w:sz="4" w:space="0" w:color="auto"/>
             </w:tcBorders>
             <w:noWrap/>
             <w:vAlign w:val="bottom"/>
@@ -2334,13 +2306,13 @@
               <w:spacing w:after="0" w:line="240" w:lineRule="auto"/>
               <w:jc w:val="center"/>
               <w:rPr>
-                <w:rFonts w:ascii="Times New Roman" w:hAnsi="Times New Roman" w:eastAsia="Times New Roman"/>
+                <w:rFonts w:ascii="Times New Roman" w:eastAsia="Times New Roman" w:hAnsi="Times New Roman"/>
                 <w:color w:val="000000"/>
               </w:rPr>
             </w:pPr>
             <w:r>
               <w:rPr>
-                <w:rFonts w:ascii="Times New Roman" w:hAnsi="Times New Roman" w:eastAsia="Times New Roman"/>
+                <w:rFonts w:ascii="Times New Roman" w:eastAsia="Times New Roman" w:hAnsi="Times New Roman"/>
                 <w:color w:val="000000"/>
               </w:rPr>
               <w:t xml:space="preserve"> {{</w:t>
@@ -2348,7 +2320,7 @@
             <w:proofErr w:type="spellStart"/>
             <w:r>
               <w:rPr>
-                <w:rFonts w:ascii="Times New Roman" w:hAnsi="Times New Roman" w:eastAsia="Times New Roman"/>
+                <w:rFonts w:ascii="Times New Roman" w:eastAsia="Times New Roman" w:hAnsi="Times New Roman"/>
                 <w:color w:val="000000"/>
               </w:rPr>
               <w:t>valor_parcela</w:t>
@@ -2356,7 +2328,7 @@
             <w:proofErr w:type="spellEnd"/>
             <w:r>
               <w:rPr>
-                <w:rFonts w:ascii="Times New Roman" w:hAnsi="Times New Roman" w:eastAsia="Times New Roman"/>
+                <w:rFonts w:ascii="Times New Roman" w:eastAsia="Times New Roman" w:hAnsi="Times New Roman"/>
                 <w:color w:val="000000"/>
               </w:rPr>
               <w:t xml:space="preserve">}} </w:t>
@@ -2588,39 +2560,19 @@
           <w:tab w:val="left" w:pos="2428"/>
         </w:tabs>
         <w:jc w:val="center"/>
-      </w:pPr>
-      <w:r>
-        <w:rPr>
-          <w:rFonts w:ascii="Times New Roman" w:hAnsi="Times New Roman"/>
-        </w:rPr>
-        <w:t>Passo Fundo, {{dia}} de {{m</w:t>
-      </w:r>
-      <w:r>
-        <w:rPr>
-          <w:rFonts w:ascii="Times New Roman" w:hAnsi="Times New Roman"/>
-        </w:rPr>
-        <w:t>e</w:t>
-      </w:r>
-      <w:r>
-        <w:rPr>
-          <w:rFonts w:ascii="Times New Roman" w:hAnsi="Times New Roman"/>
-        </w:rPr>
-        <w:t>s}} de {{ano}}</w:t>
-      </w:r>
-    </w:p>
-    <w:p>
-      <w:pPr>
-        <w:tabs>
-          <w:tab w:val="left" w:leader="none" w:pos="2428"/>
-        </w:tabs>
-        <w:jc w:val="center"/>
-        <w:rPr>
-          <w:rFonts w:ascii="Times New Roman" w:hAnsi="Times New Roman"/>
-        </w:rPr>
-      </w:pPr>
+        <w:rPr>
+          <w:rFonts w:ascii="Times New Roman" w:hAnsi="Times New Roman"/>
+        </w:rPr>
+      </w:pPr>
+      <w:r>
+        <w:rPr>
+          <w:rFonts w:ascii="Times New Roman" w:hAnsi="Times New Roman"/>
+        </w:rPr>
+        <w:t>Passo Fundo, {{dia}} de {{mês}} de {{ano}}</w:t>
+      </w:r>
     </w:p>
     <w:sectPr>
-      <w:pgSz w:w="11907" w:h="16840" w:orient="portrait" w:code="9"/>
+      <w:pgSz w:w="11907" w:h="16840" w:code="9"/>
       <w:pgMar w:top="426" w:right="1106" w:bottom="142" w:left="1134" w:header="1701" w:footer="709" w:gutter="0"/>
       <w:cols w:space="708"/>
       <w:docGrid w:linePitch="360"/>
@@ -3338,7 +3290,7 @@
   <w:docDefaults>
     <w:rPrDefault>
       <w:rPr>
-        <w:rFonts w:ascii="Calibri" w:hAnsi="Calibri" w:eastAsia="Calibri" w:cs="Times New Roman"/>
+        <w:rFonts w:ascii="Calibri" w:eastAsia="Calibri" w:hAnsi="Calibri" w:cs="Times New Roman"/>
         <w:lang w:val="pt-BR" w:eastAsia="pt-BR" w:bidi="ar-SA"/>
       </w:rPr>
     </w:rPrDefault>
@@ -3347,14 +3299,14 @@
   <w:latentStyles w:defLockedState="0" w:defUIPriority="99" w:defSemiHidden="0" w:defUnhideWhenUsed="0" w:defQFormat="0" w:count="376">
     <w:lsdException w:name="Normal" w:uiPriority="0" w:qFormat="1"/>
     <w:lsdException w:name="heading 1" w:uiPriority="0" w:qFormat="1"/>
-    <w:lsdException w:name="heading 2" w:uiPriority="9" w:semiHidden="1" w:unhideWhenUsed="1" w:qFormat="1"/>
-    <w:lsdException w:name="heading 3" w:uiPriority="9" w:semiHidden="1" w:unhideWhenUsed="1" w:qFormat="1"/>
-    <w:lsdException w:name="heading 4" w:uiPriority="9" w:semiHidden="1" w:unhideWhenUsed="1" w:qFormat="1"/>
-    <w:lsdException w:name="heading 5" w:uiPriority="9" w:semiHidden="1" w:unhideWhenUsed="1" w:qFormat="1"/>
-    <w:lsdException w:name="heading 6" w:uiPriority="9" w:semiHidden="1" w:unhideWhenUsed="1" w:qFormat="1"/>
-    <w:lsdException w:name="heading 7" w:uiPriority="9" w:semiHidden="1" w:unhideWhenUsed="1" w:qFormat="1"/>
-    <w:lsdException w:name="heading 8" w:uiPriority="9" w:semiHidden="1" w:unhideWhenUsed="1" w:qFormat="1"/>
-    <w:lsdException w:name="heading 9" w:uiPriority="9" w:semiHidden="1" w:unhideWhenUsed="1" w:qFormat="1"/>
+    <w:lsdException w:name="heading 2" w:semiHidden="1" w:uiPriority="9" w:unhideWhenUsed="1" w:qFormat="1"/>
+    <w:lsdException w:name="heading 3" w:semiHidden="1" w:uiPriority="9" w:unhideWhenUsed="1" w:qFormat="1"/>
+    <w:lsdException w:name="heading 4" w:semiHidden="1" w:uiPriority="9" w:unhideWhenUsed="1" w:qFormat="1"/>
+    <w:lsdException w:name="heading 5" w:semiHidden="1" w:uiPriority="9" w:unhideWhenUsed="1" w:qFormat="1"/>
+    <w:lsdException w:name="heading 6" w:semiHidden="1" w:uiPriority="9" w:unhideWhenUsed="1" w:qFormat="1"/>
+    <w:lsdException w:name="heading 7" w:semiHidden="1" w:uiPriority="9" w:unhideWhenUsed="1" w:qFormat="1"/>
+    <w:lsdException w:name="heading 8" w:semiHidden="1" w:uiPriority="9" w:unhideWhenUsed="1" w:qFormat="1"/>
+    <w:lsdException w:name="heading 9" w:semiHidden="1" w:uiPriority="9" w:unhideWhenUsed="1" w:qFormat="1"/>
     <w:lsdException w:name="index 1" w:semiHidden="1" w:unhideWhenUsed="1"/>
     <w:lsdException w:name="index 2" w:semiHidden="1" w:unhideWhenUsed="1"/>
     <w:lsdException w:name="index 3" w:semiHidden="1" w:unhideWhenUsed="1"/>
@@ -3364,22 +3316,22 @@
     <w:lsdException w:name="index 7" w:semiHidden="1" w:unhideWhenUsed="1"/>
     <w:lsdException w:name="index 8" w:semiHidden="1" w:unhideWhenUsed="1"/>
     <w:lsdException w:name="index 9" w:semiHidden="1" w:unhideWhenUsed="1"/>
-    <w:lsdException w:name="toc 1" w:uiPriority="39" w:semiHidden="1" w:unhideWhenUsed="1"/>
-    <w:lsdException w:name="toc 2" w:uiPriority="39" w:semiHidden="1" w:unhideWhenUsed="1"/>
-    <w:lsdException w:name="toc 3" w:uiPriority="39" w:semiHidden="1" w:unhideWhenUsed="1"/>
-    <w:lsdException w:name="toc 4" w:uiPriority="39" w:semiHidden="1" w:unhideWhenUsed="1"/>
-    <w:lsdException w:name="toc 5" w:uiPriority="39" w:semiHidden="1" w:unhideWhenUsed="1"/>
-    <w:lsdException w:name="toc 6" w:uiPriority="39" w:semiHidden="1" w:unhideWhenUsed="1"/>
-    <w:lsdException w:name="toc 7" w:uiPriority="39" w:semiHidden="1" w:unhideWhenUsed="1"/>
-    <w:lsdException w:name="toc 8" w:uiPriority="39" w:semiHidden="1" w:unhideWhenUsed="1"/>
-    <w:lsdException w:name="toc 9" w:uiPriority="39" w:semiHidden="1" w:unhideWhenUsed="1"/>
+    <w:lsdException w:name="toc 1" w:semiHidden="1" w:uiPriority="39" w:unhideWhenUsed="1"/>
+    <w:lsdException w:name="toc 2" w:semiHidden="1" w:uiPriority="39" w:unhideWhenUsed="1"/>
+    <w:lsdException w:name="toc 3" w:semiHidden="1" w:uiPriority="39" w:unhideWhenUsed="1"/>
+    <w:lsdException w:name="toc 4" w:semiHidden="1" w:uiPriority="39" w:unhideWhenUsed="1"/>
+    <w:lsdException w:name="toc 5" w:semiHidden="1" w:uiPriority="39" w:unhideWhenUsed="1"/>
+    <w:lsdException w:name="toc 6" w:semiHidden="1" w:uiPriority="39" w:unhideWhenUsed="1"/>
+    <w:lsdException w:name="toc 7" w:semiHidden="1" w:uiPriority="39" w:unhideWhenUsed="1"/>
+    <w:lsdException w:name="toc 8" w:semiHidden="1" w:uiPriority="39" w:unhideWhenUsed="1"/>
+    <w:lsdException w:name="toc 9" w:semiHidden="1" w:uiPriority="39" w:unhideWhenUsed="1"/>
     <w:lsdException w:name="Normal Indent" w:semiHidden="1" w:unhideWhenUsed="1"/>
     <w:lsdException w:name="footnote text" w:semiHidden="1" w:unhideWhenUsed="1"/>
     <w:lsdException w:name="annotation text" w:semiHidden="1" w:unhideWhenUsed="1"/>
     <w:lsdException w:name="header" w:semiHidden="1" w:unhideWhenUsed="1"/>
     <w:lsdException w:name="footer" w:semiHidden="1" w:unhideWhenUsed="1"/>
     <w:lsdException w:name="index heading" w:semiHidden="1" w:unhideWhenUsed="1"/>
-    <w:lsdException w:name="caption" w:uiPriority="35" w:semiHidden="1" w:unhideWhenUsed="1" w:qFormat="1"/>
+    <w:lsdException w:name="caption" w:semiHidden="1" w:uiPriority="35" w:unhideWhenUsed="1" w:qFormat="1"/>
     <w:lsdException w:name="table of figures" w:semiHidden="1" w:unhideWhenUsed="1"/>
     <w:lsdException w:name="envelope address" w:semiHidden="1" w:unhideWhenUsed="1"/>
     <w:lsdException w:name="envelope return" w:semiHidden="1" w:unhideWhenUsed="1"/>
@@ -3410,7 +3362,7 @@
     <w:lsdException w:name="Title" w:uiPriority="10" w:qFormat="1"/>
     <w:lsdException w:name="Closing" w:semiHidden="1" w:unhideWhenUsed="1"/>
     <w:lsdException w:name="Signature" w:semiHidden="1" w:unhideWhenUsed="1"/>
-    <w:lsdException w:name="Default Paragraph Font" w:uiPriority="1" w:semiHidden="1" w:unhideWhenUsed="1"/>
+    <w:lsdException w:name="Default Paragraph Font" w:semiHidden="1" w:uiPriority="1" w:unhideWhenUsed="1"/>
     <w:lsdException w:name="Body Text" w:semiHidden="1" w:unhideWhenUsed="1"/>
     <w:lsdException w:name="Body Text Indent" w:semiHidden="1" w:unhideWhenUsed="1"/>
     <w:lsdException w:name="List Continue" w:semiHidden="1" w:unhideWhenUsed="1"/>
@@ -3427,7 +3379,7 @@
     <w:lsdException w:name="Body Text 2" w:semiHidden="1" w:unhideWhenUsed="1"/>
     <w:lsdException w:name="Body Text 3" w:semiHidden="1" w:unhideWhenUsed="1"/>
     <w:lsdException w:name="Body Text Indent 2" w:semiHidden="1" w:unhideWhenUsed="1"/>
-    <w:lsdException w:name="Body Text Indent 3" w:uiPriority="0" w:semiHidden="1" w:unhideWhenUsed="1"/>
+    <w:lsdException w:name="Body Text Indent 3" w:semiHidden="1" w:uiPriority="0" w:unhideWhenUsed="1"/>
     <w:lsdException w:name="Block Text" w:semiHidden="1" w:unhideWhenUsed="1"/>
     <w:lsdException w:name="Hyperlink" w:semiHidden="1" w:unhideWhenUsed="1"/>
     <w:lsdException w:name="FollowedHyperlink" w:semiHidden="1" w:unhideWhenUsed="1"/>
@@ -3609,8 +3561,8 @@
     <w:lsdException w:name="Subtle Reference" w:uiPriority="31" w:qFormat="1"/>
     <w:lsdException w:name="Intense Reference" w:uiPriority="32" w:qFormat="1"/>
     <w:lsdException w:name="Book Title" w:uiPriority="33" w:qFormat="1"/>
-    <w:lsdException w:name="Bibliography" w:uiPriority="37" w:semiHidden="1" w:unhideWhenUsed="1"/>
-    <w:lsdException w:name="TOC Heading" w:uiPriority="39" w:semiHidden="1" w:unhideWhenUsed="1" w:qFormat="1"/>
+    <w:lsdException w:name="Bibliography" w:semiHidden="1" w:uiPriority="37" w:unhideWhenUsed="1"/>
+    <w:lsdException w:name="TOC Heading" w:semiHidden="1" w:uiPriority="39" w:unhideWhenUsed="1" w:qFormat="1"/>
     <w:lsdException w:name="Plain Table 1" w:uiPriority="41"/>
     <w:lsdException w:name="Plain Table 2" w:uiPriority="42"/>
     <w:lsdException w:name="Plain Table 3" w:uiPriority="43"/>
@@ -3721,7 +3673,7 @@
     <w:lsdException w:name="Unresolved Mention" w:semiHidden="1" w:unhideWhenUsed="1"/>
     <w:lsdException w:name="Smart Link" w:semiHidden="1" w:unhideWhenUsed="1"/>
   </w:latentStyles>
-  <w:style w:type="paragraph" w:styleId="Normal" w:default="1">
+  <w:style w:type="paragraph" w:default="1" w:styleId="Normal">
     <w:name w:val="Normal"/>
     <w:qFormat/>
     <w:rsid w:val="00E94637"/>
@@ -3747,20 +3699,20 @@
       <w:outlineLvl w:val="0"/>
     </w:pPr>
     <w:rPr>
-      <w:rFonts w:ascii="Arial" w:hAnsi="Arial" w:eastAsia="Times New Roman" w:cs="Arial"/>
+      <w:rFonts w:ascii="Arial" w:eastAsia="Times New Roman" w:hAnsi="Arial" w:cs="Arial"/>
       <w:b/>
       <w:bCs/>
       <w:sz w:val="24"/>
       <w:szCs w:val="20"/>
     </w:rPr>
   </w:style>
-  <w:style w:type="character" w:styleId="Fontepargpadro" w:default="1">
+  <w:style w:type="character" w:default="1" w:styleId="Fontepargpadro">
     <w:name w:val="Default Paragraph Font"/>
     <w:uiPriority w:val="1"/>
     <w:semiHidden/>
     <w:unhideWhenUsed/>
   </w:style>
-  <w:style w:type="table" w:styleId="Tabelanormal" w:default="1">
+  <w:style w:type="table" w:default="1" w:styleId="Tabelanormal">
     <w:name w:val="Normal Table"/>
     <w:uiPriority w:val="99"/>
     <w:semiHidden/>
@@ -3775,13 +3727,13 @@
       </w:tblCellMar>
     </w:tblPr>
   </w:style>
-  <w:style w:type="numbering" w:styleId="Semlista" w:default="1">
+  <w:style w:type="numbering" w:default="1" w:styleId="Semlista">
     <w:name w:val="No List"/>
     <w:uiPriority w:val="99"/>
     <w:semiHidden/>
     <w:unhideWhenUsed/>
   </w:style>
-  <w:style w:type="character" w:styleId="apple-converted-space" w:customStyle="1">
+  <w:style w:type="character" w:customStyle="1" w:styleId="apple-converted-space">
     <w:name w:val="apple-converted-space"/>
     <w:basedOn w:val="Fontepargpadro"/>
     <w:rsid w:val="00853D06"/>
@@ -3825,7 +3777,7 @@
       <w:szCs w:val="18"/>
     </w:rPr>
   </w:style>
-  <w:style w:type="character" w:styleId="TextodebaloChar" w:customStyle="1">
+  <w:style w:type="character" w:customStyle="1" w:styleId="TextodebaloChar">
     <w:name w:val="Texto de balão Char"/>
     <w:link w:val="Textodebalo"/>
     <w:uiPriority w:val="99"/>
@@ -3837,17 +3789,17 @@
       <w:szCs w:val="18"/>
     </w:rPr>
   </w:style>
-  <w:style w:type="character" w:styleId="selectable-text" w:customStyle="1">
+  <w:style w:type="character" w:customStyle="1" w:styleId="selectable-text">
     <w:name w:val="selectable-text"/>
     <w:basedOn w:val="Fontepargpadro"/>
     <w:rsid w:val="00DC0CC1"/>
   </w:style>
-  <w:style w:type="character" w:styleId="Ttulo1Char" w:customStyle="1">
+  <w:style w:type="character" w:customStyle="1" w:styleId="Ttulo1Char">
     <w:name w:val="Título 1 Char"/>
     <w:link w:val="Ttulo1"/>
     <w:rsid w:val="00DB6C7B"/>
     <w:rPr>
-      <w:rFonts w:ascii="Arial" w:hAnsi="Arial" w:eastAsia="Times New Roman" w:cs="Arial"/>
+      <w:rFonts w:ascii="Arial" w:eastAsia="Times New Roman" w:hAnsi="Arial" w:cs="Arial"/>
       <w:b/>
       <w:bCs/>
       <w:sz w:val="24"/>
@@ -3866,32 +3818,32 @@
       <w:jc w:val="both"/>
     </w:pPr>
     <w:rPr>
-      <w:rFonts w:ascii="Arial" w:hAnsi="Arial" w:eastAsia="Times New Roman" w:cs="Arial"/>
+      <w:rFonts w:ascii="Arial" w:eastAsia="Times New Roman" w:hAnsi="Arial" w:cs="Arial"/>
       <w:sz w:val="20"/>
       <w:szCs w:val="24"/>
     </w:rPr>
   </w:style>
-  <w:style w:type="character" w:styleId="Recuodecorpodetexto3Char" w:customStyle="1">
+  <w:style w:type="character" w:customStyle="1" w:styleId="Recuodecorpodetexto3Char">
     <w:name w:val="Recuo de corpo de texto 3 Char"/>
     <w:link w:val="Recuodecorpodetexto3"/>
     <w:rsid w:val="00DB6C7B"/>
     <w:rPr>
-      <w:rFonts w:ascii="Arial" w:hAnsi="Arial" w:eastAsia="Times New Roman" w:cs="Arial"/>
+      <w:rFonts w:ascii="Arial" w:eastAsia="Times New Roman" w:hAnsi="Arial" w:cs="Arial"/>
       <w:sz w:val="20"/>
       <w:szCs w:val="24"/>
       <w:lang w:eastAsia="pt-BR"/>
     </w:rPr>
   </w:style>
-  <w:style w:type="paragraph" w:styleId="Normal0" w:customStyle="1">
+  <w:style w:type="paragraph" w:customStyle="1" w:styleId="Normal0">
     <w:name w:val="Normal_0"/>
     <w:qFormat/>
     <w:rPr>
-      <w:rFonts w:ascii="Times New Roman" w:hAnsi="Times New Roman" w:eastAsia="Times New Roman"/>
+      <w:rFonts w:ascii="Times New Roman" w:eastAsia="Times New Roman" w:hAnsi="Times New Roman"/>
       <w:sz w:val="24"/>
       <w:szCs w:val="24"/>
     </w:rPr>
   </w:style>
-  <w:style w:type="paragraph" w:styleId="Recuodecorpodetexto31" w:customStyle="1">
+  <w:style w:type="paragraph" w:customStyle="1" w:styleId="Recuodecorpodetexto31">
     <w:name w:val="Recuo de corpo de texto 31"/>
     <w:basedOn w:val="Normal0"/>
     <w:pPr>
@@ -3903,7 +3855,7 @@
       <w:sz w:val="20"/>
     </w:rPr>
   </w:style>
-  <w:style w:type="paragraph" w:styleId="Ttulo11" w:customStyle="1">
+  <w:style w:type="paragraph" w:customStyle="1" w:styleId="Ttulo11">
     <w:name w:val="Título 11"/>
     <w:basedOn w:val="Normal0"/>
     <w:next w:val="Normal0"/>
@@ -3924,7 +3876,7 @@
 </file>
 
 <file path=word/theme/theme1.xml><?xml version="1.0" encoding="utf-8"?>
-<a:theme xmlns:a="http://schemas.openxmlformats.org/drawingml/2006/main" xmlns:thm15="http://schemas.microsoft.com/office/thememl/2012/main" name="Tema do Office">
+<a:theme xmlns:a="http://schemas.openxmlformats.org/drawingml/2006/main" name="Tema do Office">
   <a:themeElements>
     <a:clrScheme name="Office">
       <a:dk1>

--- a/modelo.docx
+++ b/modelo.docx
@@ -329,7 +329,25 @@
           <w:color w:val="000000"/>
           <w:shd w:val="clear" w:color="auto" w:fill="FFFFFF"/>
         </w:rPr>
-        <w:t>DISFONTE DISTRIBUIDORA DE BEBIDAS LTDA., com sede na Rua Antônio Marinho Albuquerque, nº 187, Bairro Valinhos, Passo Fundo-RS, inscrita no CNPJ sob nº 92.170.307/0001-59, entrega neste ato, ao seu funcionário acima designado, doravante denominado simplesmente de “USUÁRIO”, um aparelho Smartphone, incluindo seus acessórios</w:t>
+        <w:t xml:space="preserve">DISFONTE DISTRIBUIDORA DE BEBIDAS LTDA., com sede na Rua Antônio Marinho Albuquerque, nº 187, Bairro Valinhos, Passo </w:t>
+      </w:r>
+      <w:proofErr w:type="spellStart"/>
+      <w:r>
+        <w:rPr>
+          <w:rFonts w:ascii="Times New Roman" w:hAnsi="Times New Roman"/>
+          <w:color w:val="000000"/>
+          <w:shd w:val="clear" w:color="auto" w:fill="FFFFFF"/>
+        </w:rPr>
+        <w:t>Fundo-RS</w:t>
+      </w:r>
+      <w:proofErr w:type="spellEnd"/>
+      <w:r>
+        <w:rPr>
+          <w:rFonts w:ascii="Times New Roman" w:hAnsi="Times New Roman"/>
+          <w:color w:val="000000"/>
+          <w:shd w:val="clear" w:color="auto" w:fill="FFFFFF"/>
+        </w:rPr>
+        <w:t>, inscrita no CNPJ sob nº 92.170.307/0001-59, entrega neste ato, ao seu funcionário acima designado, doravante denominado simplesmente de “USUÁRIO”, um aparelho Smartphone, incluindo seus acessórios</w:t>
       </w:r>
       <w:r>
         <w:rPr>
@@ -512,25 +530,7 @@
           <w:color w:val="000000"/>
           <w:shd w:val="clear" w:color="auto" w:fill="FFFFFF"/>
         </w:rPr>
-        <w:t>{{</w:t>
-      </w:r>
-      <w:proofErr w:type="gramStart"/>
-      <w:r>
-        <w:rPr>
-          <w:rFonts w:ascii="Times New Roman" w:hAnsi="Times New Roman"/>
-          <w:color w:val="000000"/>
-          <w:shd w:val="clear" w:color="auto" w:fill="FFFFFF"/>
-        </w:rPr>
-        <w:t>numero</w:t>
-      </w:r>
-      <w:proofErr w:type="gramEnd"/>
-      <w:r>
-        <w:rPr>
-          <w:rFonts w:ascii="Times New Roman" w:hAnsi="Times New Roman"/>
-          <w:color w:val="000000"/>
-          <w:shd w:val="clear" w:color="auto" w:fill="FFFFFF"/>
-        </w:rPr>
-        <w:t>}}</w:t>
+        <w:t>{{numero}}</w:t>
       </w:r>
     </w:p>
     <w:p>
@@ -627,6 +627,15 @@
           <w:bCs/>
           <w:color w:val="000000"/>
         </w:rPr>
+        <w:t>R$</w:t>
+      </w:r>
+      <w:r>
+        <w:rPr>
+          <w:rFonts w:ascii="Times New Roman" w:hAnsi="Times New Roman"/>
+          <w:b/>
+          <w:bCs/>
+          <w:color w:val="000000"/>
+        </w:rPr>
         <w:t>{{valor}}</w:t>
       </w:r>
       <w:r>
@@ -838,25 +847,7 @@
           <w:shd w:val="clear" w:color="auto" w:fill="FFFFFF"/>
         </w:rPr>
         <w:lastRenderedPageBreak/>
-        <w:t xml:space="preserve">7. Se o contrato de trabalho entre as partes for encerrado o USUÁRIO deverá devolver o aparelho Smartphone (bem como seus acessórios) e a Capa para a empresa, não ficando com nenhum direito sobre os equipamentos. O USUÁRIO se compromete a devolvê-los em perfeito estado no mesmo dia em que for comunicado ou comunique seu desligamento, considerando o desgaste natural pelo uso normal dos equipamentos. Se o USUÁRIO não devolver os equipamentos, a empresa está autorizada a descontar na rescisão do contrato de trabalho os valores totais </w:t>
-      </w:r>
-      <w:proofErr w:type="gramStart"/>
-      <w:r>
-        <w:rPr>
-          <w:rFonts w:ascii="Times New Roman" w:hAnsi="Times New Roman"/>
-          <w:color w:val="000000"/>
-          <w:shd w:val="clear" w:color="auto" w:fill="FFFFFF"/>
-        </w:rPr>
-        <w:t>dos mesmos</w:t>
-      </w:r>
-      <w:proofErr w:type="gramEnd"/>
-      <w:r>
-        <w:rPr>
-          <w:rFonts w:ascii="Times New Roman" w:hAnsi="Times New Roman"/>
-          <w:color w:val="000000"/>
-          <w:shd w:val="clear" w:color="auto" w:fill="FFFFFF"/>
-        </w:rPr>
-        <w:t>, conforme descrito anteriormente.</w:t>
+        <w:t>7. Se o contrato de trabalho entre as partes for encerrado o USUÁRIO deverá devolver o aparelho Smartphone (bem como seus acessórios) e a Capa para a empresa, não ficando com nenhum direito sobre os equipamentos. O USUÁRIO se compromete a devolvê-los em perfeito estado no mesmo dia em que for comunicado ou comunique seu desligamento, considerando o desgaste natural pelo uso normal dos equipamentos. Se o USUÁRIO não devolver os equipamentos, a empresa está autorizada a descontar na rescisão do contrato de trabalho os valores totais dos mesmos, conforme descrito anteriormente.</w:t>
       </w:r>
     </w:p>
     <w:p>
@@ -1495,25 +1486,7 @@
           <w:sz w:val="22"/>
           <w:szCs w:val="22"/>
         </w:rPr>
-        <w:t xml:space="preserve">O desconto será efetuado mediante a emissão de laudo técnico pelas empresas especializadas que prestam serviço à empresa, constatado mau uso, este será repassado à área de Depto. </w:t>
-      </w:r>
-      <w:proofErr w:type="gramStart"/>
-      <w:r>
-        <w:rPr>
-          <w:rFonts w:ascii="Times New Roman" w:hAnsi="Times New Roman" w:cs="Times New Roman"/>
-          <w:sz w:val="22"/>
-          <w:szCs w:val="22"/>
-        </w:rPr>
-        <w:t>Pessoal</w:t>
-      </w:r>
-      <w:proofErr w:type="gramEnd"/>
-      <w:r>
-        <w:rPr>
-          <w:rFonts w:ascii="Times New Roman" w:hAnsi="Times New Roman" w:cs="Times New Roman"/>
-          <w:sz w:val="22"/>
-          <w:szCs w:val="22"/>
-        </w:rPr>
-        <w:t xml:space="preserve"> para proceder ao lançamento em folha de pagamento.</w:t>
+        <w:t>O desconto será efetuado mediante a emissão de laudo técnico pelas empresas especializadas que prestam serviço à empresa, constatado mau uso, este será repassado à área de Depto. Pessoal para proceder ao lançamento em folha de pagamento.</w:t>
       </w:r>
     </w:p>
     <w:p>
@@ -1581,8 +1554,7 @@
     </w:p>
     <w:tbl>
       <w:tblPr>
-        <w:tblW w:w="7141" w:type="dxa"/>
-        <w:jc w:val="center"/>
+        <w:tblW w:w="9740" w:type="dxa"/>
         <w:tblCellMar>
           <w:left w:w="70" w:type="dxa"/>
           <w:right w:w="70" w:type="dxa"/>
@@ -1590,29 +1562,28 @@
         <w:tblLook w:val="04A0" w:firstRow="1" w:lastRow="0" w:firstColumn="1" w:lastColumn="0" w:noHBand="0" w:noVBand="1"/>
       </w:tblPr>
       <w:tblGrid>
-        <w:gridCol w:w="1280"/>
-        <w:gridCol w:w="1460"/>
-        <w:gridCol w:w="1365"/>
-        <w:gridCol w:w="1038"/>
-        <w:gridCol w:w="1998"/>
+        <w:gridCol w:w="1700"/>
+        <w:gridCol w:w="1700"/>
+        <w:gridCol w:w="1748"/>
+        <w:gridCol w:w="1373"/>
+        <w:gridCol w:w="3219"/>
       </w:tblGrid>
       <w:tr>
         <w:trPr>
           <w:trHeight w:val="300"/>
-          <w:jc w:val="center"/>
         </w:trPr>
         <w:tc>
           <w:tcPr>
-            <w:tcW w:w="2740" w:type="dxa"/>
+            <w:tcW w:w="3400" w:type="dxa"/>
             <w:gridSpan w:val="2"/>
             <w:tcBorders>
-              <w:top w:val="single" w:sz="4" w:space="0" w:color="auto"/>
-              <w:left w:val="single" w:sz="4" w:space="0" w:color="auto"/>
-              <w:bottom w:val="single" w:sz="4" w:space="0" w:color="auto"/>
-              <w:right w:val="single" w:sz="4" w:space="0" w:color="auto"/>
+              <w:top w:val="single" w:sz="8" w:space="0" w:color="auto"/>
+              <w:left w:val="single" w:sz="8" w:space="0" w:color="auto"/>
+              <w:bottom w:val="single" w:sz="8" w:space="0" w:color="auto"/>
+              <w:right w:val="single" w:sz="8" w:space="0" w:color="000000"/>
             </w:tcBorders>
             <w:noWrap/>
-            <w:vAlign w:val="bottom"/>
+            <w:vAlign w:val="center"/>
             <w:hideMark/>
           </w:tcPr>
           <w:p>
@@ -1639,16 +1610,16 @@
         </w:tc>
         <w:tc>
           <w:tcPr>
-            <w:tcW w:w="4401" w:type="dxa"/>
+            <w:tcW w:w="6340" w:type="dxa"/>
             <w:gridSpan w:val="3"/>
             <w:tcBorders>
-              <w:top w:val="single" w:sz="4" w:space="0" w:color="auto"/>
+              <w:top w:val="single" w:sz="8" w:space="0" w:color="auto"/>
               <w:left w:val="nil"/>
-              <w:bottom w:val="single" w:sz="4" w:space="0" w:color="auto"/>
-              <w:right w:val="single" w:sz="4" w:space="0" w:color="auto"/>
+              <w:bottom w:val="single" w:sz="8" w:space="0" w:color="auto"/>
+              <w:right w:val="single" w:sz="8" w:space="0" w:color="000000"/>
             </w:tcBorders>
             <w:noWrap/>
-            <w:vAlign w:val="bottom"/>
+            <w:vAlign w:val="center"/>
             <w:hideMark/>
           </w:tcPr>
           <w:p>
@@ -1676,20 +1647,19 @@
       </w:tr>
       <w:tr>
         <w:trPr>
-          <w:trHeight w:val="270"/>
-          <w:jc w:val="center"/>
+          <w:trHeight w:val="300"/>
         </w:trPr>
         <w:tc>
           <w:tcPr>
-            <w:tcW w:w="1280" w:type="dxa"/>
+            <w:tcW w:w="1700" w:type="dxa"/>
             <w:tcBorders>
               <w:top w:val="nil"/>
-              <w:left w:val="single" w:sz="4" w:space="0" w:color="auto"/>
-              <w:bottom w:val="single" w:sz="4" w:space="0" w:color="auto"/>
-              <w:right w:val="single" w:sz="4" w:space="0" w:color="auto"/>
+              <w:left w:val="single" w:sz="8" w:space="0" w:color="auto"/>
+              <w:bottom w:val="single" w:sz="8" w:space="0" w:color="auto"/>
+              <w:right w:val="single" w:sz="8" w:space="0" w:color="auto"/>
             </w:tcBorders>
             <w:noWrap/>
-            <w:vAlign w:val="bottom"/>
+            <w:vAlign w:val="center"/>
             <w:hideMark/>
           </w:tcPr>
           <w:p>
@@ -1712,15 +1682,15 @@
         </w:tc>
         <w:tc>
           <w:tcPr>
-            <w:tcW w:w="1460" w:type="dxa"/>
+            <w:tcW w:w="1700" w:type="dxa"/>
             <w:tcBorders>
               <w:top w:val="nil"/>
               <w:left w:val="nil"/>
-              <w:bottom w:val="single" w:sz="4" w:space="0" w:color="auto"/>
-              <w:right w:val="single" w:sz="4" w:space="0" w:color="auto"/>
+              <w:bottom w:val="single" w:sz="8" w:space="0" w:color="auto"/>
+              <w:right w:val="single" w:sz="8" w:space="0" w:color="auto"/>
             </w:tcBorders>
             <w:noWrap/>
-            <w:vAlign w:val="bottom"/>
+            <w:vAlign w:val="center"/>
             <w:hideMark/>
           </w:tcPr>
           <w:p>
@@ -1743,15 +1713,15 @@
         </w:tc>
         <w:tc>
           <w:tcPr>
-            <w:tcW w:w="1365" w:type="dxa"/>
+            <w:tcW w:w="1748" w:type="dxa"/>
             <w:tcBorders>
               <w:top w:val="nil"/>
               <w:left w:val="nil"/>
-              <w:bottom w:val="single" w:sz="4" w:space="0" w:color="auto"/>
-              <w:right w:val="single" w:sz="4" w:space="0" w:color="auto"/>
+              <w:bottom w:val="single" w:sz="8" w:space="0" w:color="auto"/>
+              <w:right w:val="single" w:sz="8" w:space="0" w:color="auto"/>
             </w:tcBorders>
             <w:noWrap/>
-            <w:vAlign w:val="bottom"/>
+            <w:vAlign w:val="center"/>
             <w:hideMark/>
           </w:tcPr>
           <w:p>
@@ -1774,15 +1744,15 @@
         </w:tc>
         <w:tc>
           <w:tcPr>
-            <w:tcW w:w="1038" w:type="dxa"/>
+            <w:tcW w:w="1373" w:type="dxa"/>
             <w:tcBorders>
               <w:top w:val="nil"/>
               <w:left w:val="nil"/>
-              <w:bottom w:val="single" w:sz="4" w:space="0" w:color="auto"/>
-              <w:right w:val="single" w:sz="4" w:space="0" w:color="auto"/>
+              <w:bottom w:val="single" w:sz="8" w:space="0" w:color="auto"/>
+              <w:right w:val="single" w:sz="8" w:space="0" w:color="auto"/>
             </w:tcBorders>
             <w:noWrap/>
-            <w:vAlign w:val="bottom"/>
+            <w:vAlign w:val="center"/>
             <w:hideMark/>
           </w:tcPr>
           <w:p>
@@ -1805,15 +1775,15 @@
         </w:tc>
         <w:tc>
           <w:tcPr>
-            <w:tcW w:w="1998" w:type="dxa"/>
+            <w:tcW w:w="3219" w:type="dxa"/>
             <w:tcBorders>
               <w:top w:val="nil"/>
               <w:left w:val="nil"/>
-              <w:bottom w:val="single" w:sz="4" w:space="0" w:color="auto"/>
-              <w:right w:val="single" w:sz="4" w:space="0" w:color="auto"/>
+              <w:bottom w:val="single" w:sz="8" w:space="0" w:color="auto"/>
+              <w:right w:val="single" w:sz="8" w:space="0" w:color="auto"/>
             </w:tcBorders>
             <w:noWrap/>
-            <w:vAlign w:val="bottom"/>
+            <w:vAlign w:val="center"/>
             <w:hideMark/>
           </w:tcPr>
           <w:p>
@@ -1840,19 +1810,18 @@
       <w:tr>
         <w:trPr>
           <w:trHeight w:val="300"/>
-          <w:jc w:val="center"/>
         </w:trPr>
         <w:tc>
           <w:tcPr>
-            <w:tcW w:w="1280" w:type="dxa"/>
+            <w:tcW w:w="1700" w:type="dxa"/>
             <w:tcBorders>
               <w:top w:val="nil"/>
-              <w:left w:val="single" w:sz="4" w:space="0" w:color="auto"/>
-              <w:bottom w:val="single" w:sz="4" w:space="0" w:color="auto"/>
-              <w:right w:val="single" w:sz="4" w:space="0" w:color="auto"/>
+              <w:left w:val="single" w:sz="8" w:space="0" w:color="auto"/>
+              <w:bottom w:val="single" w:sz="8" w:space="0" w:color="auto"/>
+              <w:right w:val="single" w:sz="8" w:space="0" w:color="auto"/>
             </w:tcBorders>
             <w:noWrap/>
-            <w:vAlign w:val="bottom"/>
+            <w:vAlign w:val="center"/>
             <w:hideMark/>
           </w:tcPr>
           <w:p>
@@ -1869,21 +1838,21 @@
                 <w:rFonts w:ascii="Times New Roman" w:eastAsia="Arial Unicode MS" w:hAnsi="Times New Roman"/>
                 <w:color w:val="000000"/>
               </w:rPr>
-              <w:t xml:space="preserve"> R$    100,00 </w:t>
+              <w:t>R$ 100,00</w:t>
             </w:r>
           </w:p>
         </w:tc>
         <w:tc>
           <w:tcPr>
-            <w:tcW w:w="1460" w:type="dxa"/>
+            <w:tcW w:w="1700" w:type="dxa"/>
             <w:tcBorders>
               <w:top w:val="nil"/>
               <w:left w:val="nil"/>
-              <w:bottom w:val="single" w:sz="4" w:space="0" w:color="auto"/>
-              <w:right w:val="single" w:sz="4" w:space="0" w:color="auto"/>
+              <w:bottom w:val="single" w:sz="8" w:space="0" w:color="auto"/>
+              <w:right w:val="single" w:sz="8" w:space="0" w:color="auto"/>
             </w:tcBorders>
             <w:noWrap/>
-            <w:vAlign w:val="bottom"/>
+            <w:vAlign w:val="center"/>
             <w:hideMark/>
           </w:tcPr>
           <w:p>
@@ -1900,21 +1869,21 @@
                 <w:rFonts w:ascii="Times New Roman" w:eastAsia="Times New Roman" w:hAnsi="Times New Roman"/>
                 <w:color w:val="000000"/>
               </w:rPr>
-              <w:t xml:space="preserve"> R$       200,00 </w:t>
+              <w:t>R$ 200,00</w:t>
             </w:r>
           </w:p>
         </w:tc>
         <w:tc>
           <w:tcPr>
-            <w:tcW w:w="1365" w:type="dxa"/>
+            <w:tcW w:w="1748" w:type="dxa"/>
             <w:tcBorders>
               <w:top w:val="nil"/>
               <w:left w:val="nil"/>
-              <w:bottom w:val="single" w:sz="4" w:space="0" w:color="auto"/>
-              <w:right w:val="single" w:sz="4" w:space="0" w:color="auto"/>
+              <w:bottom w:val="single" w:sz="8" w:space="0" w:color="auto"/>
+              <w:right w:val="single" w:sz="8" w:space="0" w:color="auto"/>
             </w:tcBorders>
             <w:noWrap/>
-            <w:vAlign w:val="bottom"/>
+            <w:vAlign w:val="center"/>
             <w:hideMark/>
           </w:tcPr>
           <w:p>
@@ -1937,15 +1906,15 @@
         </w:tc>
         <w:tc>
           <w:tcPr>
-            <w:tcW w:w="1038" w:type="dxa"/>
+            <w:tcW w:w="1373" w:type="dxa"/>
             <w:tcBorders>
               <w:top w:val="nil"/>
               <w:left w:val="nil"/>
-              <w:bottom w:val="single" w:sz="4" w:space="0" w:color="auto"/>
-              <w:right w:val="single" w:sz="4" w:space="0" w:color="auto"/>
+              <w:bottom w:val="single" w:sz="8" w:space="0" w:color="auto"/>
+              <w:right w:val="single" w:sz="8" w:space="0" w:color="auto"/>
             </w:tcBorders>
             <w:noWrap/>
-            <w:vAlign w:val="bottom"/>
+            <w:vAlign w:val="center"/>
             <w:hideMark/>
           </w:tcPr>
           <w:p>
@@ -1962,21 +1931,21 @@
                 <w:rFonts w:ascii="Times New Roman" w:eastAsia="Times New Roman" w:hAnsi="Times New Roman"/>
                 <w:color w:val="000000"/>
               </w:rPr>
-              <w:t xml:space="preserve"> R$ 33,33 </w:t>
+              <w:t>R$ 33,33</w:t>
             </w:r>
           </w:p>
         </w:tc>
         <w:tc>
           <w:tcPr>
-            <w:tcW w:w="1998" w:type="dxa"/>
+            <w:tcW w:w="3219" w:type="dxa"/>
             <w:tcBorders>
               <w:top w:val="nil"/>
               <w:left w:val="nil"/>
-              <w:bottom w:val="single" w:sz="4" w:space="0" w:color="auto"/>
-              <w:right w:val="single" w:sz="4" w:space="0" w:color="auto"/>
+              <w:bottom w:val="single" w:sz="8" w:space="0" w:color="auto"/>
+              <w:right w:val="single" w:sz="8" w:space="0" w:color="auto"/>
             </w:tcBorders>
             <w:noWrap/>
-            <w:vAlign w:val="bottom"/>
+            <w:vAlign w:val="center"/>
             <w:hideMark/>
           </w:tcPr>
           <w:p>
@@ -1993,7 +1962,7 @@
                 <w:rFonts w:ascii="Times New Roman" w:eastAsia="Times New Roman" w:hAnsi="Times New Roman"/>
                 <w:color w:val="000000"/>
               </w:rPr>
-              <w:t xml:space="preserve"> R$                66,66 </w:t>
+              <w:t>R$ 66,66</w:t>
             </w:r>
           </w:p>
         </w:tc>
@@ -2001,19 +1970,18 @@
       <w:tr>
         <w:trPr>
           <w:trHeight w:val="300"/>
-          <w:jc w:val="center"/>
         </w:trPr>
         <w:tc>
           <w:tcPr>
-            <w:tcW w:w="1280" w:type="dxa"/>
+            <w:tcW w:w="1700" w:type="dxa"/>
             <w:tcBorders>
               <w:top w:val="nil"/>
-              <w:left w:val="single" w:sz="4" w:space="0" w:color="auto"/>
-              <w:bottom w:val="single" w:sz="4" w:space="0" w:color="auto"/>
-              <w:right w:val="single" w:sz="4" w:space="0" w:color="auto"/>
+              <w:left w:val="single" w:sz="8" w:space="0" w:color="auto"/>
+              <w:bottom w:val="single" w:sz="8" w:space="0" w:color="auto"/>
+              <w:right w:val="single" w:sz="8" w:space="0" w:color="auto"/>
             </w:tcBorders>
             <w:noWrap/>
-            <w:vAlign w:val="bottom"/>
+            <w:vAlign w:val="center"/>
             <w:hideMark/>
           </w:tcPr>
           <w:p>
@@ -2030,21 +1998,21 @@
                 <w:rFonts w:ascii="Times New Roman" w:eastAsia="Arial Unicode MS" w:hAnsi="Times New Roman"/>
                 <w:color w:val="000000"/>
               </w:rPr>
-              <w:t xml:space="preserve"> R$    201,00 </w:t>
+              <w:t>R$ 201,00</w:t>
             </w:r>
           </w:p>
         </w:tc>
         <w:tc>
           <w:tcPr>
-            <w:tcW w:w="1460" w:type="dxa"/>
+            <w:tcW w:w="1700" w:type="dxa"/>
             <w:tcBorders>
               <w:top w:val="nil"/>
               <w:left w:val="nil"/>
-              <w:bottom w:val="single" w:sz="4" w:space="0" w:color="auto"/>
-              <w:right w:val="single" w:sz="4" w:space="0" w:color="auto"/>
+              <w:bottom w:val="single" w:sz="8" w:space="0" w:color="auto"/>
+              <w:right w:val="single" w:sz="8" w:space="0" w:color="auto"/>
             </w:tcBorders>
             <w:noWrap/>
-            <w:vAlign w:val="bottom"/>
+            <w:vAlign w:val="center"/>
             <w:hideMark/>
           </w:tcPr>
           <w:p>
@@ -2061,21 +2029,21 @@
                 <w:rFonts w:ascii="Times New Roman" w:eastAsia="Times New Roman" w:hAnsi="Times New Roman"/>
                 <w:color w:val="000000"/>
               </w:rPr>
-              <w:t xml:space="preserve"> R$       400,00 </w:t>
+              <w:t>R$ 400,00</w:t>
             </w:r>
           </w:p>
         </w:tc>
         <w:tc>
           <w:tcPr>
-            <w:tcW w:w="1365" w:type="dxa"/>
+            <w:tcW w:w="1748" w:type="dxa"/>
             <w:tcBorders>
               <w:top w:val="nil"/>
               <w:left w:val="nil"/>
-              <w:bottom w:val="single" w:sz="4" w:space="0" w:color="auto"/>
-              <w:right w:val="single" w:sz="4" w:space="0" w:color="auto"/>
+              <w:bottom w:val="single" w:sz="8" w:space="0" w:color="auto"/>
+              <w:right w:val="single" w:sz="8" w:space="0" w:color="auto"/>
             </w:tcBorders>
             <w:noWrap/>
-            <w:vAlign w:val="bottom"/>
+            <w:vAlign w:val="center"/>
             <w:hideMark/>
           </w:tcPr>
           <w:p>
@@ -2098,15 +2066,15 @@
         </w:tc>
         <w:tc>
           <w:tcPr>
-            <w:tcW w:w="1038" w:type="dxa"/>
+            <w:tcW w:w="1373" w:type="dxa"/>
             <w:tcBorders>
               <w:top w:val="nil"/>
               <w:left w:val="nil"/>
-              <w:bottom w:val="single" w:sz="4" w:space="0" w:color="auto"/>
-              <w:right w:val="single" w:sz="4" w:space="0" w:color="auto"/>
+              <w:bottom w:val="single" w:sz="8" w:space="0" w:color="auto"/>
+              <w:right w:val="single" w:sz="8" w:space="0" w:color="auto"/>
             </w:tcBorders>
             <w:noWrap/>
-            <w:vAlign w:val="bottom"/>
+            <w:vAlign w:val="center"/>
             <w:hideMark/>
           </w:tcPr>
           <w:p>
@@ -2123,21 +2091,21 @@
                 <w:rFonts w:ascii="Times New Roman" w:eastAsia="Times New Roman" w:hAnsi="Times New Roman"/>
                 <w:color w:val="000000"/>
               </w:rPr>
-              <w:t xml:space="preserve"> R$ 40,20 </w:t>
+              <w:t>R$ 40,20</w:t>
             </w:r>
           </w:p>
         </w:tc>
         <w:tc>
           <w:tcPr>
-            <w:tcW w:w="1998" w:type="dxa"/>
+            <w:tcW w:w="3219" w:type="dxa"/>
             <w:tcBorders>
               <w:top w:val="nil"/>
               <w:left w:val="nil"/>
-              <w:bottom w:val="single" w:sz="4" w:space="0" w:color="auto"/>
-              <w:right w:val="single" w:sz="4" w:space="0" w:color="auto"/>
+              <w:bottom w:val="single" w:sz="8" w:space="0" w:color="auto"/>
+              <w:right w:val="single" w:sz="8" w:space="0" w:color="auto"/>
             </w:tcBorders>
             <w:noWrap/>
-            <w:vAlign w:val="bottom"/>
+            <w:vAlign w:val="center"/>
             <w:hideMark/>
           </w:tcPr>
           <w:p>
@@ -2154,7 +2122,7 @@
                 <w:rFonts w:ascii="Times New Roman" w:eastAsia="Times New Roman" w:hAnsi="Times New Roman"/>
                 <w:color w:val="000000"/>
               </w:rPr>
-              <w:t xml:space="preserve"> R$                80,00 </w:t>
+              <w:t>R$ 80,00</w:t>
             </w:r>
           </w:p>
         </w:tc>
@@ -2162,19 +2130,18 @@
       <w:tr>
         <w:trPr>
           <w:trHeight w:val="300"/>
-          <w:jc w:val="center"/>
         </w:trPr>
         <w:tc>
           <w:tcPr>
-            <w:tcW w:w="1280" w:type="dxa"/>
+            <w:tcW w:w="1700" w:type="dxa"/>
             <w:tcBorders>
               <w:top w:val="nil"/>
-              <w:left w:val="single" w:sz="4" w:space="0" w:color="auto"/>
-              <w:bottom w:val="single" w:sz="4" w:space="0" w:color="auto"/>
-              <w:right w:val="single" w:sz="4" w:space="0" w:color="auto"/>
+              <w:left w:val="single" w:sz="8" w:space="0" w:color="auto"/>
+              <w:bottom w:val="single" w:sz="8" w:space="0" w:color="auto"/>
+              <w:right w:val="single" w:sz="8" w:space="0" w:color="auto"/>
             </w:tcBorders>
             <w:noWrap/>
-            <w:vAlign w:val="bottom"/>
+            <w:vAlign w:val="center"/>
             <w:hideMark/>
           </w:tcPr>
           <w:p>
@@ -2191,21 +2158,21 @@
                 <w:rFonts w:ascii="Times New Roman" w:eastAsia="Arial Unicode MS" w:hAnsi="Times New Roman"/>
                 <w:color w:val="000000"/>
               </w:rPr>
-              <w:t xml:space="preserve"> R$    401,00 </w:t>
+              <w:t>R$ 401,00</w:t>
             </w:r>
           </w:p>
         </w:tc>
         <w:tc>
           <w:tcPr>
-            <w:tcW w:w="1460" w:type="dxa"/>
+            <w:tcW w:w="1700" w:type="dxa"/>
             <w:tcBorders>
               <w:top w:val="nil"/>
               <w:left w:val="nil"/>
-              <w:bottom w:val="single" w:sz="4" w:space="0" w:color="auto"/>
-              <w:right w:val="single" w:sz="4" w:space="0" w:color="auto"/>
+              <w:bottom w:val="single" w:sz="8" w:space="0" w:color="auto"/>
+              <w:right w:val="single" w:sz="8" w:space="0" w:color="auto"/>
             </w:tcBorders>
             <w:noWrap/>
-            <w:vAlign w:val="bottom"/>
+            <w:vAlign w:val="center"/>
             <w:hideMark/>
           </w:tcPr>
           <w:p>
@@ -2228,15 +2195,15 @@
         </w:tc>
         <w:tc>
           <w:tcPr>
-            <w:tcW w:w="1365" w:type="dxa"/>
+            <w:tcW w:w="1748" w:type="dxa"/>
             <w:tcBorders>
               <w:top w:val="nil"/>
               <w:left w:val="nil"/>
-              <w:bottom w:val="single" w:sz="4" w:space="0" w:color="auto"/>
-              <w:right w:val="single" w:sz="4" w:space="0" w:color="auto"/>
+              <w:bottom w:val="single" w:sz="8" w:space="0" w:color="auto"/>
+              <w:right w:val="single" w:sz="8" w:space="0" w:color="auto"/>
             </w:tcBorders>
             <w:noWrap/>
-            <w:vAlign w:val="bottom"/>
+            <w:vAlign w:val="center"/>
             <w:hideMark/>
           </w:tcPr>
           <w:p>
@@ -2259,15 +2226,15 @@
         </w:tc>
         <w:tc>
           <w:tcPr>
-            <w:tcW w:w="1038" w:type="dxa"/>
+            <w:tcW w:w="1373" w:type="dxa"/>
             <w:tcBorders>
               <w:top w:val="nil"/>
               <w:left w:val="nil"/>
-              <w:bottom w:val="single" w:sz="4" w:space="0" w:color="auto"/>
-              <w:right w:val="single" w:sz="4" w:space="0" w:color="auto"/>
+              <w:bottom w:val="single" w:sz="8" w:space="0" w:color="auto"/>
+              <w:right w:val="single" w:sz="8" w:space="0" w:color="auto"/>
             </w:tcBorders>
             <w:noWrap/>
-            <w:vAlign w:val="bottom"/>
+            <w:vAlign w:val="center"/>
             <w:hideMark/>
           </w:tcPr>
           <w:p>
@@ -2284,21 +2251,21 @@
                 <w:rFonts w:ascii="Times New Roman" w:eastAsia="Times New Roman" w:hAnsi="Times New Roman"/>
                 <w:color w:val="000000"/>
               </w:rPr>
-              <w:t xml:space="preserve"> R$ 50,12 </w:t>
+              <w:t>R$ 50,12</w:t>
             </w:r>
           </w:p>
         </w:tc>
         <w:tc>
           <w:tcPr>
-            <w:tcW w:w="1998" w:type="dxa"/>
+            <w:tcW w:w="3219" w:type="dxa"/>
             <w:tcBorders>
               <w:top w:val="nil"/>
               <w:left w:val="nil"/>
-              <w:bottom w:val="single" w:sz="4" w:space="0" w:color="auto"/>
-              <w:right w:val="single" w:sz="4" w:space="0" w:color="auto"/>
+              <w:bottom w:val="single" w:sz="8" w:space="0" w:color="auto"/>
+              <w:right w:val="single" w:sz="8" w:space="0" w:color="auto"/>
             </w:tcBorders>
             <w:noWrap/>
-            <w:vAlign w:val="bottom"/>
+            <w:vAlign w:val="center"/>
             <w:hideMark/>
           </w:tcPr>
           <w:p>
@@ -2315,7 +2282,7 @@
                 <w:rFonts w:ascii="Times New Roman" w:eastAsia="Times New Roman" w:hAnsi="Times New Roman"/>
                 <w:color w:val="000000"/>
               </w:rPr>
-              <w:t xml:space="preserve"> {{</w:t>
+              <w:t>R$ {{</w:t>
             </w:r>
             <w:proofErr w:type="spellStart"/>
             <w:r>
@@ -2331,7 +2298,7 @@
                 <w:rFonts w:ascii="Times New Roman" w:eastAsia="Times New Roman" w:hAnsi="Times New Roman"/>
                 <w:color w:val="000000"/>
               </w:rPr>
-              <w:t xml:space="preserve">}} </w:t>
+              <w:t>}}</w:t>
             </w:r>
           </w:p>
         </w:tc>
@@ -2379,7 +2346,6 @@
           <w:sz w:val="22"/>
           <w:szCs w:val="22"/>
         </w:rPr>
-        <w:lastRenderedPageBreak/>
         <w:t>* Em caso de Smartphone novo será considerado o preço de reposição.</w:t>
       </w:r>
     </w:p>
@@ -2568,7 +2534,33 @@
         <w:rPr>
           <w:rFonts w:ascii="Times New Roman" w:hAnsi="Times New Roman"/>
         </w:rPr>
-        <w:t>Passo Fundo, {{dia}} de {{mês}} de {{ano}}</w:t>
+        <w:t>Passo Fundo, {{dia}} de {{</w:t>
+      </w:r>
+      <w:proofErr w:type="spellStart"/>
+      <w:r>
+        <w:rPr>
+          <w:rFonts w:ascii="Times New Roman" w:hAnsi="Times New Roman"/>
+        </w:rPr>
+        <w:t>m</w:t>
+      </w:r>
+      <w:r>
+        <w:rPr>
+          <w:rFonts w:ascii="Times New Roman" w:hAnsi="Times New Roman"/>
+        </w:rPr>
+        <w:t>e</w:t>
+      </w:r>
+      <w:r>
+        <w:rPr>
+          <w:rFonts w:ascii="Times New Roman" w:hAnsi="Times New Roman"/>
+        </w:rPr>
+        <w:t>s</w:t>
+      </w:r>
+      <w:proofErr w:type="spellEnd"/>
+      <w:r>
+        <w:rPr>
+          <w:rFonts w:ascii="Times New Roman" w:hAnsi="Times New Roman"/>
+        </w:rPr>
+        <w:t>}} de {{ano}}</w:t>
       </w:r>
     </w:p>
     <w:sectPr>

--- a/modelo.docx
+++ b/modelo.docx
@@ -530,7 +530,25 @@
           <w:color w:val="000000"/>
           <w:shd w:val="clear" w:color="auto" w:fill="FFFFFF"/>
         </w:rPr>
-        <w:t>{{numero}}</w:t>
+        <w:t>{{</w:t>
+      </w:r>
+      <w:proofErr w:type="gramStart"/>
+      <w:r>
+        <w:rPr>
+          <w:rFonts w:ascii="Times New Roman" w:hAnsi="Times New Roman"/>
+          <w:color w:val="000000"/>
+          <w:shd w:val="clear" w:color="auto" w:fill="FFFFFF"/>
+        </w:rPr>
+        <w:t>numero</w:t>
+      </w:r>
+      <w:proofErr w:type="gramEnd"/>
+      <w:r>
+        <w:rPr>
+          <w:rFonts w:ascii="Times New Roman" w:hAnsi="Times New Roman"/>
+          <w:color w:val="000000"/>
+          <w:shd w:val="clear" w:color="auto" w:fill="FFFFFF"/>
+        </w:rPr>
+        <w:t>}}</w:t>
       </w:r>
     </w:p>
     <w:p>
@@ -847,7 +865,25 @@
           <w:shd w:val="clear" w:color="auto" w:fill="FFFFFF"/>
         </w:rPr>
         <w:lastRenderedPageBreak/>
-        <w:t>7. Se o contrato de trabalho entre as partes for encerrado o USUÁRIO deverá devolver o aparelho Smartphone (bem como seus acessórios) e a Capa para a empresa, não ficando com nenhum direito sobre os equipamentos. O USUÁRIO se compromete a devolvê-los em perfeito estado no mesmo dia em que for comunicado ou comunique seu desligamento, considerando o desgaste natural pelo uso normal dos equipamentos. Se o USUÁRIO não devolver os equipamentos, a empresa está autorizada a descontar na rescisão do contrato de trabalho os valores totais dos mesmos, conforme descrito anteriormente.</w:t>
+        <w:t xml:space="preserve">7. Se o contrato de trabalho entre as partes for encerrado o USUÁRIO deverá devolver o aparelho Smartphone (bem como seus acessórios) e a Capa para a empresa, não ficando com nenhum direito sobre os equipamentos. O USUÁRIO se compromete a devolvê-los em perfeito estado no mesmo dia em que for comunicado ou comunique seu desligamento, considerando o desgaste natural pelo uso normal dos equipamentos. Se o USUÁRIO não devolver os equipamentos, a empresa está autorizada a descontar na rescisão do contrato de trabalho os valores totais </w:t>
+      </w:r>
+      <w:proofErr w:type="gramStart"/>
+      <w:r>
+        <w:rPr>
+          <w:rFonts w:ascii="Times New Roman" w:hAnsi="Times New Roman"/>
+          <w:color w:val="000000"/>
+          <w:shd w:val="clear" w:color="auto" w:fill="FFFFFF"/>
+        </w:rPr>
+        <w:t>dos mesmos</w:t>
+      </w:r>
+      <w:proofErr w:type="gramEnd"/>
+      <w:r>
+        <w:rPr>
+          <w:rFonts w:ascii="Times New Roman" w:hAnsi="Times New Roman"/>
+          <w:color w:val="000000"/>
+          <w:shd w:val="clear" w:color="auto" w:fill="FFFFFF"/>
+        </w:rPr>
+        <w:t>, conforme descrito anteriormente.</w:t>
       </w:r>
     </w:p>
     <w:p>
@@ -1486,8 +1522,169 @@
           <w:sz w:val="22"/>
           <w:szCs w:val="22"/>
         </w:rPr>
-        <w:t>O desconto será efetuado mediante a emissão de laudo técnico pelas empresas especializadas que prestam serviço à empresa, constatado mau uso, este será repassado à área de Depto. Pessoal para proceder ao lançamento em folha de pagamento.</w:t>
-      </w:r>
+        <w:t xml:space="preserve">O desconto será efetuado mediante a emissão de laudo técnico pelas empresas especializadas que prestam serviço à empresa, constatado mau uso, este será repassado à área de Depto. </w:t>
+      </w:r>
+      <w:proofErr w:type="gramStart"/>
+      <w:r>
+        <w:rPr>
+          <w:rFonts w:ascii="Times New Roman" w:hAnsi="Times New Roman" w:cs="Times New Roman"/>
+          <w:sz w:val="22"/>
+          <w:szCs w:val="22"/>
+        </w:rPr>
+        <w:t>Pessoal</w:t>
+      </w:r>
+      <w:proofErr w:type="gramEnd"/>
+      <w:r>
+        <w:rPr>
+          <w:rFonts w:ascii="Times New Roman" w:hAnsi="Times New Roman" w:cs="Times New Roman"/>
+          <w:sz w:val="22"/>
+          <w:szCs w:val="22"/>
+        </w:rPr>
+        <w:t xml:space="preserve"> para proceder ao lançamento em folha de pagamento.</w:t>
+      </w:r>
+    </w:p>
+    <w:p>
+      <w:pPr>
+        <w:pStyle w:val="Normal0"/>
+        <w:jc w:val="both"/>
+        <w:rPr>
+          <w:b/>
+          <w:bCs/>
+          <w:sz w:val="22"/>
+          <w:szCs w:val="22"/>
+          <w:u w:val="single"/>
+        </w:rPr>
+      </w:pPr>
+    </w:p>
+    <w:p>
+      <w:pPr>
+        <w:pStyle w:val="Normal0"/>
+        <w:jc w:val="both"/>
+        <w:rPr>
+          <w:b/>
+          <w:bCs/>
+          <w:sz w:val="22"/>
+          <w:szCs w:val="22"/>
+          <w:u w:val="single"/>
+        </w:rPr>
+      </w:pPr>
+    </w:p>
+    <w:p>
+      <w:pPr>
+        <w:pStyle w:val="Normal0"/>
+        <w:jc w:val="both"/>
+        <w:rPr>
+          <w:b/>
+          <w:bCs/>
+          <w:sz w:val="22"/>
+          <w:szCs w:val="22"/>
+          <w:u w:val="single"/>
+        </w:rPr>
+      </w:pPr>
+    </w:p>
+    <w:p>
+      <w:pPr>
+        <w:pStyle w:val="Normal0"/>
+        <w:jc w:val="both"/>
+        <w:rPr>
+          <w:b/>
+          <w:bCs/>
+          <w:sz w:val="22"/>
+          <w:szCs w:val="22"/>
+          <w:u w:val="single"/>
+        </w:rPr>
+      </w:pPr>
+    </w:p>
+    <w:p>
+      <w:pPr>
+        <w:pStyle w:val="Normal0"/>
+        <w:jc w:val="both"/>
+        <w:rPr>
+          <w:b/>
+          <w:bCs/>
+          <w:sz w:val="22"/>
+          <w:szCs w:val="22"/>
+          <w:u w:val="single"/>
+        </w:rPr>
+      </w:pPr>
+    </w:p>
+    <w:p>
+      <w:pPr>
+        <w:pStyle w:val="Normal0"/>
+        <w:jc w:val="both"/>
+        <w:rPr>
+          <w:b/>
+          <w:bCs/>
+          <w:sz w:val="22"/>
+          <w:szCs w:val="22"/>
+          <w:u w:val="single"/>
+        </w:rPr>
+      </w:pPr>
+    </w:p>
+    <w:p>
+      <w:pPr>
+        <w:pStyle w:val="Normal0"/>
+        <w:jc w:val="both"/>
+        <w:rPr>
+          <w:b/>
+          <w:bCs/>
+          <w:sz w:val="22"/>
+          <w:szCs w:val="22"/>
+          <w:u w:val="single"/>
+        </w:rPr>
+      </w:pPr>
+    </w:p>
+    <w:p>
+      <w:pPr>
+        <w:pStyle w:val="Normal0"/>
+        <w:jc w:val="both"/>
+        <w:rPr>
+          <w:b/>
+          <w:bCs/>
+          <w:sz w:val="22"/>
+          <w:szCs w:val="22"/>
+          <w:u w:val="single"/>
+        </w:rPr>
+      </w:pPr>
+    </w:p>
+    <w:p>
+      <w:pPr>
+        <w:pStyle w:val="Normal0"/>
+        <w:jc w:val="both"/>
+        <w:rPr>
+          <w:b/>
+          <w:bCs/>
+          <w:sz w:val="22"/>
+          <w:szCs w:val="22"/>
+          <w:u w:val="single"/>
+        </w:rPr>
+      </w:pPr>
+    </w:p>
+    <w:p>
+      <w:pPr>
+        <w:pStyle w:val="Normal0"/>
+        <w:jc w:val="both"/>
+        <w:rPr>
+          <w:b/>
+          <w:bCs/>
+          <w:sz w:val="22"/>
+          <w:szCs w:val="22"/>
+          <w:u w:val="single"/>
+        </w:rPr>
+      </w:pPr>
+    </w:p>
+    <w:p>
+      <w:pPr>
+        <w:pStyle w:val="Normal0"/>
+        <w:jc w:val="both"/>
+        <w:rPr>
+          <w:b/>
+          <w:bCs/>
+          <w:sz w:val="22"/>
+          <w:szCs w:val="22"/>
+          <w:u w:val="single"/>
+        </w:rPr>
+      </w:pPr>
     </w:p>
     <w:p>
       <w:pPr>
